--- a/РПЗ.docx
+++ b/РПЗ.docx
@@ -1,6 +1,6 @@
 
 <file path=word/document.xml><?xml version="1.0" encoding="utf-8"?>
-<w:document xmlns:wpc="http://schemas.microsoft.com/office/word/2010/wordprocessingCanvas" xmlns:cx="http://schemas.microsoft.com/office/drawing/2014/chartex" xmlns:mc="http://schemas.openxmlformats.org/markup-compatibility/2006" xmlns:o="urn:schemas-microsoft-com:office:office" xmlns:r="http://schemas.openxmlformats.org/officeDocument/2006/relationships" xmlns:m="http://schemas.openxmlformats.org/officeDocument/2006/math" xmlns:v="urn:schemas-microsoft-com:vml" xmlns:wp14="http://schemas.microsoft.com/office/word/2010/wordprocessingDrawing" xmlns:wp="http://schemas.openxmlformats.org/drawingml/2006/wordprocessingDrawing" xmlns:w10="urn:schemas-microsoft-com:office:word" xmlns:w="http://schemas.openxmlformats.org/wordprocessingml/2006/main" xmlns:w14="http://schemas.microsoft.com/office/word/2010/wordml" xmlns:w15="http://schemas.microsoft.com/office/word/2012/wordml" xmlns:w16se="http://schemas.microsoft.com/office/word/2015/wordml/symex" xmlns:wpg="http://schemas.microsoft.com/office/word/2010/wordprocessingGroup" xmlns:wpi="http://schemas.microsoft.com/office/word/2010/wordprocessingInk" xmlns:wne="http://schemas.microsoft.com/office/word/2006/wordml" xmlns:wps="http://schemas.microsoft.com/office/word/2010/wordprocessingShape" mc:Ignorable="w14 w15 w16se wp14">
+<w:document xmlns:wpc="http://schemas.microsoft.com/office/word/2010/wordprocessingCanvas" xmlns:cx="http://schemas.microsoft.com/office/drawing/2014/chartex" xmlns:cx1="http://schemas.microsoft.com/office/drawing/2015/9/8/chartex" xmlns:cx2="http://schemas.microsoft.com/office/drawing/2015/10/21/chartex" xmlns:cx3="http://schemas.microsoft.com/office/drawing/2016/5/9/chartex" xmlns:cx4="http://schemas.microsoft.com/office/drawing/2016/5/10/chartex" xmlns:cx5="http://schemas.microsoft.com/office/drawing/2016/5/11/chartex" xmlns:cx6="http://schemas.microsoft.com/office/drawing/2016/5/12/chartex" xmlns:cx7="http://schemas.microsoft.com/office/drawing/2016/5/13/chartex" xmlns:cx8="http://schemas.microsoft.com/office/drawing/2016/5/14/chartex" xmlns:mc="http://schemas.openxmlformats.org/markup-compatibility/2006" xmlns:aink="http://schemas.microsoft.com/office/drawing/2016/ink" xmlns:am3d="http://schemas.microsoft.com/office/drawing/2017/model3d" xmlns:o="urn:schemas-microsoft-com:office:office" xmlns:r="http://schemas.openxmlformats.org/officeDocument/2006/relationships" xmlns:m="http://schemas.openxmlformats.org/officeDocument/2006/math" xmlns:v="urn:schemas-microsoft-com:vml" xmlns:wp14="http://schemas.microsoft.com/office/word/2010/wordprocessingDrawing" xmlns:wp="http://schemas.openxmlformats.org/drawingml/2006/wordprocessingDrawing" xmlns:w10="urn:schemas-microsoft-com:office:word" xmlns:w="http://schemas.openxmlformats.org/wordprocessingml/2006/main" xmlns:w14="http://schemas.microsoft.com/office/word/2010/wordml" xmlns:w15="http://schemas.microsoft.com/office/word/2012/wordml" xmlns:w16cex="http://schemas.microsoft.com/office/word/2018/wordml/cex" xmlns:w16cid="http://schemas.microsoft.com/office/word/2016/wordml/cid" xmlns:w16="http://schemas.microsoft.com/office/word/2018/wordml" xmlns:w16sdtdh="http://schemas.microsoft.com/office/word/2020/wordml/sdtdatahash" xmlns:w16se="http://schemas.microsoft.com/office/word/2015/wordml/symex" xmlns:wpg="http://schemas.microsoft.com/office/word/2010/wordprocessingGroup" xmlns:wpi="http://schemas.microsoft.com/office/word/2010/wordprocessingInk" xmlns:wne="http://schemas.microsoft.com/office/word/2006/wordml" xmlns:wps="http://schemas.microsoft.com/office/word/2010/wordprocessingShape" mc:Ignorable="w14 w15 w16se w16cid w16 w16cex w16sdtdh wp14">
   <w:body>
     <w:p>
       <w:pPr>
@@ -555,6 +555,341 @@
     <w:p>
       <w:pPr>
         <w:jc w:val="both"/>
+        <w:rPr>
+          <w:rFonts w:ascii="Times New Roman" w:hAnsi="Times New Roman" w:cs="Times New Roman"/>
+          <w:sz w:val="28"/>
+          <w:szCs w:val="28"/>
+        </w:rPr>
+      </w:pPr>
+    </w:p>
+    <w:p>
+      <w:pPr>
+        <w:jc w:val="center"/>
+        <w:rPr>
+          <w:rFonts w:ascii="Times New Roman" w:hAnsi="Times New Roman" w:cs="Times New Roman"/>
+          <w:sz w:val="28"/>
+          <w:szCs w:val="28"/>
+        </w:rPr>
+      </w:pPr>
+      <w:r>
+        <w:rPr>
+          <w:rFonts w:ascii="Times New Roman" w:hAnsi="Times New Roman" w:cs="Times New Roman"/>
+          <w:sz w:val="28"/>
+          <w:szCs w:val="28"/>
+        </w:rPr>
+        <w:lastRenderedPageBreak/>
+        <w:t>Обозначения и сокращения</w:t>
+      </w:r>
+    </w:p>
+    <w:p>
+      <w:pPr>
+        <w:rPr>
+          <w:rFonts w:ascii="Times New Roman" w:hAnsi="Times New Roman" w:cs="Times New Roman"/>
+          <w:sz w:val="28"/>
+          <w:szCs w:val="28"/>
+        </w:rPr>
+      </w:pPr>
+      <w:r>
+        <w:rPr>
+          <w:rFonts w:ascii="Times New Roman" w:hAnsi="Times New Roman" w:cs="Times New Roman"/>
+          <w:sz w:val="28"/>
+          <w:szCs w:val="28"/>
+        </w:rPr>
+        <w:t>БИНС – бесплатформенная инерциальная навигационная система;</w:t>
+      </w:r>
+    </w:p>
+    <w:p>
+      <w:pPr>
+        <w:rPr>
+          <w:rFonts w:ascii="Times New Roman" w:hAnsi="Times New Roman" w:cs="Times New Roman"/>
+          <w:sz w:val="28"/>
+          <w:szCs w:val="28"/>
+        </w:rPr>
+      </w:pPr>
+      <w:r>
+        <w:rPr>
+          <w:rFonts w:ascii="Times New Roman" w:hAnsi="Times New Roman" w:cs="Times New Roman"/>
+          <w:sz w:val="28"/>
+          <w:szCs w:val="28"/>
+        </w:rPr>
+        <w:t>ДУС – датчик угловой скорости;</w:t>
+      </w:r>
+    </w:p>
+    <w:p>
+      <w:pPr>
+        <w:rPr>
+          <w:rFonts w:ascii="Times New Roman" w:hAnsi="Times New Roman" w:cs="Times New Roman"/>
+          <w:sz w:val="28"/>
+          <w:szCs w:val="28"/>
+        </w:rPr>
+      </w:pPr>
+      <w:r>
+        <w:rPr>
+          <w:rFonts w:ascii="Times New Roman" w:hAnsi="Times New Roman" w:cs="Times New Roman"/>
+          <w:sz w:val="28"/>
+          <w:szCs w:val="28"/>
+        </w:rPr>
+        <w:t>ИНС – инерциальная навигационная система;</w:t>
+      </w:r>
+    </w:p>
+    <w:p>
+      <w:pPr>
+        <w:rPr>
+          <w:rFonts w:ascii="Times New Roman" w:hAnsi="Times New Roman" w:cs="Times New Roman"/>
+          <w:sz w:val="28"/>
+          <w:szCs w:val="28"/>
+        </w:rPr>
+      </w:pPr>
+      <w:r>
+        <w:rPr>
+          <w:rFonts w:ascii="Times New Roman" w:hAnsi="Times New Roman" w:cs="Times New Roman"/>
+          <w:sz w:val="28"/>
+          <w:szCs w:val="28"/>
+        </w:rPr>
+        <w:t>РПЗ – расчетно-пояснительная записка;</w:t>
+      </w:r>
+    </w:p>
+    <w:p>
+      <w:pPr>
+        <w:rPr>
+          <w:rFonts w:ascii="Times New Roman" w:hAnsi="Times New Roman" w:cs="Times New Roman"/>
+          <w:sz w:val="28"/>
+          <w:szCs w:val="28"/>
+        </w:rPr>
+      </w:pPr>
+      <w:r>
+        <w:rPr>
+          <w:rFonts w:ascii="Times New Roman" w:hAnsi="Times New Roman" w:cs="Times New Roman"/>
+          <w:sz w:val="28"/>
+          <w:szCs w:val="28"/>
+        </w:rPr>
+        <w:t>СК – система координат;</w:t>
+      </w:r>
+    </w:p>
+    <w:p>
+      <w:pPr>
+        <w:rPr>
+          <w:rFonts w:ascii="Times New Roman" w:hAnsi="Times New Roman" w:cs="Times New Roman"/>
+          <w:sz w:val="28"/>
+          <w:szCs w:val="28"/>
+        </w:rPr>
+      </w:pPr>
+      <w:r>
+        <w:rPr>
+          <w:rFonts w:ascii="Times New Roman" w:hAnsi="Times New Roman" w:cs="Times New Roman"/>
+          <w:sz w:val="28"/>
+          <w:szCs w:val="28"/>
+        </w:rPr>
+        <w:t>СНС – спутниковая навигационная система;</w:t>
+      </w:r>
+    </w:p>
+    <w:p>
+      <w:pPr>
+        <w:rPr>
+          <w:rFonts w:ascii="Times New Roman" w:hAnsi="Times New Roman" w:cs="Times New Roman"/>
+          <w:sz w:val="28"/>
+          <w:szCs w:val="28"/>
+        </w:rPr>
+      </w:pPr>
+      <w:r>
+        <w:rPr>
+          <w:rFonts w:ascii="Times New Roman" w:hAnsi="Times New Roman" w:cs="Times New Roman"/>
+          <w:sz w:val="28"/>
+          <w:szCs w:val="28"/>
+        </w:rPr>
+        <w:t>ТЗ – техническое задание;</w:t>
+      </w:r>
+    </w:p>
+    <w:p>
+      <w:pPr>
+        <w:rPr>
+          <w:rFonts w:ascii="Times New Roman" w:hAnsi="Times New Roman" w:cs="Times New Roman"/>
+          <w:sz w:val="28"/>
+          <w:szCs w:val="28"/>
+        </w:rPr>
+      </w:pPr>
+      <w:r>
+        <w:rPr>
+          <w:rFonts w:ascii="Times New Roman" w:hAnsi="Times New Roman" w:cs="Times New Roman"/>
+          <w:sz w:val="28"/>
+          <w:szCs w:val="28"/>
+        </w:rPr>
+        <w:t>ЧЭ – чувствительные элементы.</w:t>
+      </w:r>
+    </w:p>
+    <w:p>
+      <w:pPr>
+        <w:rPr>
+          <w:rFonts w:ascii="Times New Roman" w:hAnsi="Times New Roman" w:cs="Times New Roman"/>
+          <w:sz w:val="28"/>
+          <w:szCs w:val="28"/>
+        </w:rPr>
+      </w:pPr>
+    </w:p>
+    <w:p>
+      <w:pPr>
+        <w:rPr>
+          <w:rFonts w:ascii="Times New Roman" w:hAnsi="Times New Roman" w:cs="Times New Roman"/>
+          <w:sz w:val="28"/>
+          <w:szCs w:val="28"/>
+        </w:rPr>
+      </w:pPr>
+    </w:p>
+    <w:p>
+      <w:pPr>
+        <w:rPr>
+          <w:rFonts w:ascii="Times New Roman" w:hAnsi="Times New Roman" w:cs="Times New Roman"/>
+          <w:sz w:val="28"/>
+          <w:szCs w:val="28"/>
+        </w:rPr>
+      </w:pPr>
+    </w:p>
+    <w:p>
+      <w:pPr>
+        <w:rPr>
+          <w:rFonts w:ascii="Times New Roman" w:hAnsi="Times New Roman" w:cs="Times New Roman"/>
+          <w:sz w:val="28"/>
+          <w:szCs w:val="28"/>
+        </w:rPr>
+      </w:pPr>
+    </w:p>
+    <w:p>
+      <w:pPr>
+        <w:rPr>
+          <w:rFonts w:ascii="Times New Roman" w:hAnsi="Times New Roman" w:cs="Times New Roman"/>
+          <w:sz w:val="28"/>
+          <w:szCs w:val="28"/>
+        </w:rPr>
+      </w:pPr>
+    </w:p>
+    <w:p>
+      <w:pPr>
+        <w:rPr>
+          <w:rFonts w:ascii="Times New Roman" w:hAnsi="Times New Roman" w:cs="Times New Roman"/>
+          <w:sz w:val="28"/>
+          <w:szCs w:val="28"/>
+        </w:rPr>
+      </w:pPr>
+    </w:p>
+    <w:p>
+      <w:pPr>
+        <w:rPr>
+          <w:rFonts w:ascii="Times New Roman" w:hAnsi="Times New Roman" w:cs="Times New Roman"/>
+          <w:sz w:val="28"/>
+          <w:szCs w:val="28"/>
+        </w:rPr>
+      </w:pPr>
+    </w:p>
+    <w:p>
+      <w:pPr>
+        <w:rPr>
+          <w:rFonts w:ascii="Times New Roman" w:hAnsi="Times New Roman" w:cs="Times New Roman"/>
+          <w:sz w:val="28"/>
+          <w:szCs w:val="28"/>
+        </w:rPr>
+      </w:pPr>
+    </w:p>
+    <w:p>
+      <w:pPr>
+        <w:rPr>
+          <w:rFonts w:ascii="Times New Roman" w:hAnsi="Times New Roman" w:cs="Times New Roman"/>
+          <w:sz w:val="28"/>
+          <w:szCs w:val="28"/>
+        </w:rPr>
+      </w:pPr>
+    </w:p>
+    <w:p>
+      <w:pPr>
+        <w:rPr>
+          <w:rFonts w:ascii="Times New Roman" w:hAnsi="Times New Roman" w:cs="Times New Roman"/>
+          <w:sz w:val="28"/>
+          <w:szCs w:val="28"/>
+        </w:rPr>
+      </w:pPr>
+    </w:p>
+    <w:p>
+      <w:pPr>
+        <w:rPr>
+          <w:rFonts w:ascii="Times New Roman" w:hAnsi="Times New Roman" w:cs="Times New Roman"/>
+          <w:sz w:val="28"/>
+          <w:szCs w:val="28"/>
+        </w:rPr>
+      </w:pPr>
+    </w:p>
+    <w:p>
+      <w:pPr>
+        <w:rPr>
+          <w:rFonts w:ascii="Times New Roman" w:hAnsi="Times New Roman" w:cs="Times New Roman"/>
+          <w:sz w:val="28"/>
+          <w:szCs w:val="28"/>
+        </w:rPr>
+      </w:pPr>
+    </w:p>
+    <w:p>
+      <w:pPr>
+        <w:rPr>
+          <w:rFonts w:ascii="Times New Roman" w:hAnsi="Times New Roman" w:cs="Times New Roman"/>
+          <w:sz w:val="28"/>
+          <w:szCs w:val="28"/>
+        </w:rPr>
+      </w:pPr>
+    </w:p>
+    <w:p>
+      <w:pPr>
+        <w:rPr>
+          <w:rFonts w:ascii="Times New Roman" w:hAnsi="Times New Roman" w:cs="Times New Roman"/>
+          <w:sz w:val="28"/>
+          <w:szCs w:val="28"/>
+        </w:rPr>
+      </w:pPr>
+    </w:p>
+    <w:p>
+      <w:pPr>
+        <w:rPr>
+          <w:rFonts w:ascii="Times New Roman" w:hAnsi="Times New Roman" w:cs="Times New Roman"/>
+          <w:sz w:val="28"/>
+          <w:szCs w:val="28"/>
+        </w:rPr>
+      </w:pPr>
+    </w:p>
+    <w:p>
+      <w:pPr>
+        <w:rPr>
+          <w:rFonts w:ascii="Times New Roman" w:hAnsi="Times New Roman" w:cs="Times New Roman"/>
+          <w:sz w:val="28"/>
+          <w:szCs w:val="28"/>
+        </w:rPr>
+      </w:pPr>
+    </w:p>
+    <w:p>
+      <w:pPr>
+        <w:rPr>
+          <w:rFonts w:ascii="Times New Roman" w:hAnsi="Times New Roman" w:cs="Times New Roman"/>
+          <w:sz w:val="28"/>
+          <w:szCs w:val="28"/>
+        </w:rPr>
+      </w:pPr>
+    </w:p>
+    <w:p>
+      <w:pPr>
+        <w:rPr>
+          <w:rFonts w:ascii="Times New Roman" w:hAnsi="Times New Roman" w:cs="Times New Roman"/>
+          <w:sz w:val="28"/>
+          <w:szCs w:val="28"/>
+        </w:rPr>
+      </w:pPr>
+    </w:p>
+    <w:p>
+      <w:pPr>
+        <w:rPr>
+          <w:rFonts w:ascii="Times New Roman" w:hAnsi="Times New Roman" w:cs="Times New Roman"/>
+          <w:sz w:val="28"/>
+          <w:szCs w:val="28"/>
+        </w:rPr>
+      </w:pPr>
+    </w:p>
+    <w:p>
+      <w:pPr>
         <w:rPr>
           <w:rFonts w:ascii="Times New Roman" w:hAnsi="Times New Roman" w:cs="Times New Roman"/>
           <w:sz w:val="28"/>
@@ -1425,7 +1760,67 @@
           <w:sz w:val="28"/>
           <w:szCs w:val="28"/>
         </w:rPr>
-        <w:t>Далее совершается пересчет снимаемых ускорений в навигационную систему координат при помощи матрицы перехода С. Данная матрица является математической моделью гиростабилизированной платформы. Она имеет следующий вид:</w:t>
+        <w:t xml:space="preserve">Далее совершается пересчет снимаемых ускорений в навигационную систему координат при помощи матрицы </w:t>
+      </w:r>
+      <w:r>
+        <w:rPr>
+          <w:rFonts w:ascii="Times New Roman" w:hAnsi="Times New Roman" w:cs="Times New Roman"/>
+          <w:sz w:val="28"/>
+          <w:szCs w:val="28"/>
+        </w:rPr>
+        <w:t xml:space="preserve">направляющих косинусов </w:t>
+      </w:r>
+      <m:oMath>
+        <m:sSubSup>
+          <m:sSubSupPr>
+            <m:ctrlPr>
+              <w:rPr>
+                <w:rFonts w:ascii="Cambria Math" w:hAnsi="Cambria Math" w:cs="Times New Roman"/>
+                <w:i/>
+                <w:sz w:val="28"/>
+                <w:szCs w:val="28"/>
+              </w:rPr>
+            </m:ctrlPr>
+          </m:sSubSupPr>
+          <m:e>
+            <m:r>
+              <w:rPr>
+                <w:rFonts w:ascii="Cambria Math" w:hAnsi="Cambria Math" w:cs="Times New Roman"/>
+                <w:sz w:val="28"/>
+                <w:szCs w:val="28"/>
+              </w:rPr>
+              <m:t>C</m:t>
+            </m:r>
+          </m:e>
+          <m:sub>
+            <m:r>
+              <w:rPr>
+                <w:rFonts w:ascii="Cambria Math" w:hAnsi="Cambria Math" w:cs="Times New Roman"/>
+                <w:sz w:val="28"/>
+                <w:szCs w:val="28"/>
+              </w:rPr>
+              <m:t>N</m:t>
+            </m:r>
+          </m:sub>
+          <m:sup>
+            <m:r>
+              <w:rPr>
+                <w:rFonts w:ascii="Cambria Math" w:hAnsi="Cambria Math" w:cs="Times New Roman"/>
+                <w:sz w:val="28"/>
+                <w:szCs w:val="28"/>
+              </w:rPr>
+              <m:t>B</m:t>
+            </m:r>
+          </m:sup>
+        </m:sSubSup>
+      </m:oMath>
+      <w:r>
+        <w:rPr>
+          <w:rFonts w:ascii="Times New Roman" w:hAnsi="Times New Roman" w:cs="Times New Roman"/>
+          <w:sz w:val="28"/>
+          <w:szCs w:val="28"/>
+        </w:rPr>
+        <w:t>. Данная матрица является математической моделью гиростабилизированной платформы. Она имеет следующий вид:</w:t>
       </w:r>
     </w:p>
     <w:p>
@@ -1866,6 +2261,9 @@
         </w:rPr>
       </w:pPr>
       <m:oMathPara>
+        <m:oMathParaPr>
+          <m:jc m:val="left"/>
+        </m:oMathParaPr>
         <m:oMath>
           <m:sSub>
             <m:sSubPr>
@@ -1878,8 +2276,541 @@
                 </w:rPr>
               </m:ctrlPr>
             </m:sSubPr>
-            <m:e/>
-            <m:sub/>
+            <m:e>
+              <m:r>
+                <w:rPr>
+                  <w:rFonts w:ascii="Cambria Math" w:hAnsi="Cambria Math" w:cs="Times New Roman"/>
+                  <w:sz w:val="28"/>
+                  <w:szCs w:val="28"/>
+                </w:rPr>
+                <m:t>C</m:t>
+              </m:r>
+            </m:e>
+            <m:sub>
+              <m:r>
+                <w:rPr>
+                  <w:rFonts w:ascii="Cambria Math" w:hAnsi="Cambria Math" w:cs="Times New Roman"/>
+                  <w:sz w:val="28"/>
+                  <w:szCs w:val="28"/>
+                </w:rPr>
+                <m:t>11</m:t>
+              </m:r>
+            </m:sub>
+          </m:sSub>
+          <m:r>
+            <w:rPr>
+              <w:rFonts w:ascii="Cambria Math" w:hAnsi="Cambria Math" w:cs="Times New Roman"/>
+              <w:sz w:val="28"/>
+              <w:szCs w:val="28"/>
+            </w:rPr>
+            <m:t>=</m:t>
+          </m:r>
+          <m:func>
+            <m:funcPr>
+              <m:ctrlPr>
+                <w:rPr>
+                  <w:rFonts w:ascii="Cambria Math" w:hAnsi="Cambria Math" w:cs="Times New Roman"/>
+                  <w:i/>
+                  <w:sz w:val="28"/>
+                  <w:szCs w:val="28"/>
+                </w:rPr>
+              </m:ctrlPr>
+            </m:funcPr>
+            <m:fName>
+              <m:r>
+                <m:rPr>
+                  <m:sty m:val="p"/>
+                </m:rPr>
+                <w:rPr>
+                  <w:rFonts w:ascii="Cambria Math" w:hAnsi="Cambria Math" w:cs="Times New Roman"/>
+                  <w:sz w:val="28"/>
+                  <w:szCs w:val="28"/>
+                </w:rPr>
+                <m:t>cos</m:t>
+              </m:r>
+            </m:fName>
+            <m:e>
+              <m:r>
+                <w:rPr>
+                  <w:rFonts w:ascii="Cambria Math" w:hAnsi="Cambria Math" w:cs="Times New Roman"/>
+                  <w:sz w:val="28"/>
+                  <w:szCs w:val="28"/>
+                </w:rPr>
+                <m:t>γ</m:t>
+              </m:r>
+            </m:e>
+          </m:func>
+          <m:func>
+            <m:funcPr>
+              <m:ctrlPr>
+                <w:rPr>
+                  <w:rFonts w:ascii="Cambria Math" w:hAnsi="Cambria Math" w:cs="Times New Roman"/>
+                  <w:i/>
+                  <w:sz w:val="28"/>
+                  <w:szCs w:val="28"/>
+                </w:rPr>
+              </m:ctrlPr>
+            </m:funcPr>
+            <m:fName>
+              <m:r>
+                <m:rPr>
+                  <m:sty m:val="p"/>
+                </m:rPr>
+                <w:rPr>
+                  <w:rFonts w:ascii="Cambria Math" w:hAnsi="Cambria Math" w:cs="Times New Roman"/>
+                  <w:sz w:val="28"/>
+                  <w:szCs w:val="28"/>
+                </w:rPr>
+                <m:t>cos</m:t>
+              </m:r>
+            </m:fName>
+            <m:e>
+              <m:r>
+                <w:rPr>
+                  <w:rFonts w:ascii="Cambria Math" w:hAnsi="Cambria Math" w:cs="Times New Roman"/>
+                  <w:sz w:val="28"/>
+                  <w:szCs w:val="28"/>
+                </w:rPr>
+                <m:t>H</m:t>
+              </m:r>
+            </m:e>
+          </m:func>
+          <m:r>
+            <w:rPr>
+              <w:rFonts w:ascii="Cambria Math" w:hAnsi="Cambria Math" w:cs="Times New Roman"/>
+              <w:sz w:val="28"/>
+              <w:szCs w:val="28"/>
+            </w:rPr>
+            <m:t>+</m:t>
+          </m:r>
+          <m:func>
+            <m:funcPr>
+              <m:ctrlPr>
+                <w:rPr>
+                  <w:rFonts w:ascii="Cambria Math" w:hAnsi="Cambria Math" w:cs="Times New Roman"/>
+                  <w:i/>
+                  <w:sz w:val="28"/>
+                  <w:szCs w:val="28"/>
+                </w:rPr>
+              </m:ctrlPr>
+            </m:funcPr>
+            <m:fName>
+              <m:r>
+                <m:rPr>
+                  <m:sty m:val="p"/>
+                </m:rPr>
+                <w:rPr>
+                  <w:rFonts w:ascii="Cambria Math" w:hAnsi="Cambria Math" w:cs="Times New Roman"/>
+                  <w:sz w:val="28"/>
+                  <w:szCs w:val="28"/>
+                </w:rPr>
+                <m:t>sin</m:t>
+              </m:r>
+            </m:fName>
+            <m:e>
+              <m:r>
+                <w:rPr>
+                  <w:rFonts w:ascii="Cambria Math" w:hAnsi="Cambria Math" w:cs="Times New Roman"/>
+                  <w:sz w:val="28"/>
+                  <w:szCs w:val="28"/>
+                </w:rPr>
+                <m:t>θ</m:t>
+              </m:r>
+            </m:e>
+          </m:func>
+          <m:func>
+            <m:funcPr>
+              <m:ctrlPr>
+                <w:rPr>
+                  <w:rFonts w:ascii="Cambria Math" w:hAnsi="Cambria Math" w:cs="Times New Roman"/>
+                  <w:i/>
+                  <w:sz w:val="28"/>
+                  <w:szCs w:val="28"/>
+                </w:rPr>
+              </m:ctrlPr>
+            </m:funcPr>
+            <m:fName>
+              <m:r>
+                <m:rPr>
+                  <m:sty m:val="p"/>
+                </m:rPr>
+                <w:rPr>
+                  <w:rFonts w:ascii="Cambria Math" w:hAnsi="Cambria Math" w:cs="Times New Roman"/>
+                  <w:sz w:val="28"/>
+                  <w:szCs w:val="28"/>
+                </w:rPr>
+                <m:t>sin</m:t>
+              </m:r>
+            </m:fName>
+            <m:e>
+              <m:r>
+                <w:rPr>
+                  <w:rFonts w:ascii="Cambria Math" w:hAnsi="Cambria Math" w:cs="Times New Roman"/>
+                  <w:sz w:val="28"/>
+                  <w:szCs w:val="28"/>
+                </w:rPr>
+                <m:t>γ</m:t>
+              </m:r>
+            </m:e>
+          </m:func>
+          <m:func>
+            <m:funcPr>
+              <m:ctrlPr>
+                <w:rPr>
+                  <w:rFonts w:ascii="Cambria Math" w:hAnsi="Cambria Math" w:cs="Times New Roman"/>
+                  <w:i/>
+                  <w:sz w:val="28"/>
+                  <w:szCs w:val="28"/>
+                </w:rPr>
+              </m:ctrlPr>
+            </m:funcPr>
+            <m:fName>
+              <m:r>
+                <m:rPr>
+                  <m:sty m:val="p"/>
+                </m:rPr>
+                <w:rPr>
+                  <w:rFonts w:ascii="Cambria Math" w:hAnsi="Cambria Math" w:cs="Times New Roman"/>
+                  <w:sz w:val="28"/>
+                  <w:szCs w:val="28"/>
+                </w:rPr>
+                <m:t>sin</m:t>
+              </m:r>
+            </m:fName>
+            <m:e>
+              <m:r>
+                <w:rPr>
+                  <w:rFonts w:ascii="Cambria Math" w:hAnsi="Cambria Math" w:cs="Times New Roman"/>
+                  <w:sz w:val="28"/>
+                  <w:szCs w:val="28"/>
+                </w:rPr>
+                <m:t>H</m:t>
+              </m:r>
+              <m:r>
+                <w:rPr>
+                  <w:rFonts w:ascii="Cambria Math" w:hAnsi="Cambria Math" w:cs="Times New Roman"/>
+                  <w:sz w:val="28"/>
+                  <w:szCs w:val="28"/>
+                </w:rPr>
+                <m:t>;</m:t>
+              </m:r>
+            </m:e>
+          </m:func>
+          <m:r>
+            <w:rPr>
+              <w:rFonts w:ascii="Cambria Math" w:hAnsi="Cambria Math" w:cs="Times New Roman"/>
+              <w:sz w:val="28"/>
+              <w:szCs w:val="28"/>
+            </w:rPr>
+            <m:t xml:space="preserve"> </m:t>
+          </m:r>
+        </m:oMath>
+      </m:oMathPara>
+    </w:p>
+    <w:p>
+      <w:pPr>
+        <w:ind w:firstLine="426"/>
+        <w:jc w:val="both"/>
+        <w:rPr>
+          <w:rFonts w:ascii="Times New Roman" w:eastAsiaTheme="minorEastAsia" w:hAnsi="Times New Roman" w:cs="Times New Roman"/>
+          <w:sz w:val="28"/>
+          <w:szCs w:val="28"/>
+        </w:rPr>
+      </w:pPr>
+      <m:oMathPara>
+        <m:oMathParaPr>
+          <m:jc m:val="left"/>
+        </m:oMathParaPr>
+        <m:oMath>
+          <m:sSub>
+            <m:sSubPr>
+              <m:ctrlPr>
+                <w:rPr>
+                  <w:rFonts w:ascii="Cambria Math" w:hAnsi="Cambria Math" w:cs="Times New Roman"/>
+                  <w:i/>
+                  <w:sz w:val="28"/>
+                  <w:szCs w:val="28"/>
+                </w:rPr>
+              </m:ctrlPr>
+            </m:sSubPr>
+            <m:e>
+              <m:r>
+                <w:rPr>
+                  <w:rFonts w:ascii="Cambria Math" w:hAnsi="Cambria Math" w:cs="Times New Roman"/>
+                  <w:sz w:val="28"/>
+                  <w:szCs w:val="28"/>
+                  <w:lang w:val="en-US"/>
+                </w:rPr>
+                <m:t>C</m:t>
+              </m:r>
+            </m:e>
+            <m:sub>
+              <m:r>
+                <w:rPr>
+                  <w:rFonts w:ascii="Cambria Math" w:hAnsi="Cambria Math" w:cs="Times New Roman"/>
+                  <w:sz w:val="28"/>
+                  <w:szCs w:val="28"/>
+                </w:rPr>
+                <m:t>12</m:t>
+              </m:r>
+            </m:sub>
+          </m:sSub>
+          <m:r>
+            <w:rPr>
+              <w:rFonts w:ascii="Cambria Math" w:hAnsi="Cambria Math" w:cs="Times New Roman"/>
+              <w:sz w:val="28"/>
+              <w:szCs w:val="28"/>
+            </w:rPr>
+            <m:t>=</m:t>
+          </m:r>
+          <m:func>
+            <m:funcPr>
+              <m:ctrlPr>
+                <w:rPr>
+                  <w:rFonts w:ascii="Cambria Math" w:hAnsi="Cambria Math" w:cs="Times New Roman"/>
+                  <w:i/>
+                  <w:sz w:val="28"/>
+                  <w:szCs w:val="28"/>
+                </w:rPr>
+              </m:ctrlPr>
+            </m:funcPr>
+            <m:fName>
+              <m:r>
+                <m:rPr>
+                  <m:sty m:val="p"/>
+                </m:rPr>
+                <w:rPr>
+                  <w:rFonts w:ascii="Cambria Math" w:hAnsi="Cambria Math" w:cs="Times New Roman"/>
+                  <w:sz w:val="28"/>
+                  <w:szCs w:val="28"/>
+                </w:rPr>
+                <m:t>cos</m:t>
+              </m:r>
+            </m:fName>
+            <m:e>
+              <m:r>
+                <w:rPr>
+                  <w:rFonts w:ascii="Cambria Math" w:hAnsi="Cambria Math" w:cs="Times New Roman"/>
+                  <w:sz w:val="28"/>
+                  <w:szCs w:val="28"/>
+                </w:rPr>
+                <m:t>γ</m:t>
+              </m:r>
+            </m:e>
+          </m:func>
+          <m:func>
+            <m:funcPr>
+              <m:ctrlPr>
+                <w:rPr>
+                  <w:rFonts w:ascii="Cambria Math" w:hAnsi="Cambria Math" w:cs="Times New Roman"/>
+                  <w:i/>
+                  <w:sz w:val="28"/>
+                  <w:szCs w:val="28"/>
+                </w:rPr>
+              </m:ctrlPr>
+            </m:funcPr>
+            <m:fName>
+              <m:r>
+                <m:rPr>
+                  <m:sty m:val="p"/>
+                </m:rPr>
+                <w:rPr>
+                  <w:rFonts w:ascii="Cambria Math" w:hAnsi="Cambria Math" w:cs="Times New Roman"/>
+                  <w:sz w:val="28"/>
+                  <w:szCs w:val="28"/>
+                </w:rPr>
+                <m:t>sin</m:t>
+              </m:r>
+            </m:fName>
+            <m:e>
+              <m:r>
+                <w:rPr>
+                  <w:rFonts w:ascii="Cambria Math" w:hAnsi="Cambria Math" w:cs="Times New Roman"/>
+                  <w:sz w:val="28"/>
+                  <w:szCs w:val="28"/>
+                </w:rPr>
+                <m:t>H</m:t>
+              </m:r>
+            </m:e>
+          </m:func>
+          <m:r>
+            <w:rPr>
+              <w:rFonts w:ascii="Cambria Math" w:hAnsi="Cambria Math" w:cs="Times New Roman"/>
+              <w:sz w:val="28"/>
+              <w:szCs w:val="28"/>
+            </w:rPr>
+            <m:t>+</m:t>
+          </m:r>
+          <m:func>
+            <m:funcPr>
+              <m:ctrlPr>
+                <w:rPr>
+                  <w:rFonts w:ascii="Cambria Math" w:hAnsi="Cambria Math" w:cs="Times New Roman"/>
+                  <w:i/>
+                  <w:sz w:val="28"/>
+                  <w:szCs w:val="28"/>
+                </w:rPr>
+              </m:ctrlPr>
+            </m:funcPr>
+            <m:fName>
+              <m:r>
+                <m:rPr>
+                  <m:sty m:val="p"/>
+                </m:rPr>
+                <w:rPr>
+                  <w:rFonts w:ascii="Cambria Math" w:hAnsi="Cambria Math" w:cs="Times New Roman"/>
+                  <w:sz w:val="28"/>
+                  <w:szCs w:val="28"/>
+                </w:rPr>
+                <m:t>sin</m:t>
+              </m:r>
+            </m:fName>
+            <m:e>
+              <m:r>
+                <w:rPr>
+                  <w:rFonts w:ascii="Cambria Math" w:hAnsi="Cambria Math" w:cs="Times New Roman"/>
+                  <w:sz w:val="28"/>
+                  <w:szCs w:val="28"/>
+                </w:rPr>
+                <m:t>θ</m:t>
+              </m:r>
+            </m:e>
+          </m:func>
+          <m:func>
+            <m:funcPr>
+              <m:ctrlPr>
+                <w:rPr>
+                  <w:rFonts w:ascii="Cambria Math" w:hAnsi="Cambria Math" w:cs="Times New Roman"/>
+                  <w:i/>
+                  <w:sz w:val="28"/>
+                  <w:szCs w:val="28"/>
+                </w:rPr>
+              </m:ctrlPr>
+            </m:funcPr>
+            <m:fName>
+              <m:r>
+                <m:rPr>
+                  <m:sty m:val="p"/>
+                </m:rPr>
+                <w:rPr>
+                  <w:rFonts w:ascii="Cambria Math" w:hAnsi="Cambria Math" w:cs="Times New Roman"/>
+                  <w:sz w:val="28"/>
+                  <w:szCs w:val="28"/>
+                </w:rPr>
+                <m:t>sin</m:t>
+              </m:r>
+            </m:fName>
+            <m:e>
+              <m:r>
+                <w:rPr>
+                  <w:rFonts w:ascii="Cambria Math" w:hAnsi="Cambria Math" w:cs="Times New Roman"/>
+                  <w:sz w:val="28"/>
+                  <w:szCs w:val="28"/>
+                </w:rPr>
+                <m:t>γ</m:t>
+              </m:r>
+            </m:e>
+          </m:func>
+          <m:func>
+            <m:funcPr>
+              <m:ctrlPr>
+                <w:rPr>
+                  <w:rFonts w:ascii="Cambria Math" w:hAnsi="Cambria Math" w:cs="Times New Roman"/>
+                  <w:i/>
+                  <w:sz w:val="28"/>
+                  <w:szCs w:val="28"/>
+                </w:rPr>
+              </m:ctrlPr>
+            </m:funcPr>
+            <m:fName>
+              <m:r>
+                <m:rPr>
+                  <m:sty m:val="p"/>
+                </m:rPr>
+                <w:rPr>
+                  <w:rFonts w:ascii="Cambria Math" w:hAnsi="Cambria Math" w:cs="Times New Roman"/>
+                  <w:sz w:val="28"/>
+                  <w:szCs w:val="28"/>
+                </w:rPr>
+                <m:t>cos</m:t>
+              </m:r>
+            </m:fName>
+            <m:e>
+              <m:r>
+                <w:rPr>
+                  <w:rFonts w:ascii="Cambria Math" w:hAnsi="Cambria Math" w:cs="Times New Roman"/>
+                  <w:sz w:val="28"/>
+                  <w:szCs w:val="28"/>
+                </w:rPr>
+                <m:t>H</m:t>
+              </m:r>
+              <m:r>
+                <w:rPr>
+                  <w:rFonts w:ascii="Cambria Math" w:hAnsi="Cambria Math" w:cs="Times New Roman"/>
+                  <w:sz w:val="28"/>
+                  <w:szCs w:val="28"/>
+                </w:rPr>
+                <m:t>;</m:t>
+              </m:r>
+            </m:e>
+          </m:func>
+          <m:r>
+            <w:rPr>
+              <w:rFonts w:ascii="Cambria Math" w:hAnsi="Cambria Math" w:cs="Times New Roman"/>
+              <w:sz w:val="28"/>
+              <w:szCs w:val="28"/>
+            </w:rPr>
+            <m:t xml:space="preserve"> </m:t>
+          </m:r>
+        </m:oMath>
+      </m:oMathPara>
+    </w:p>
+    <w:p>
+      <w:pPr>
+        <w:ind w:firstLine="426"/>
+        <w:jc w:val="both"/>
+        <w:rPr>
+          <w:rFonts w:ascii="Times New Roman" w:hAnsi="Times New Roman" w:cs="Times New Roman"/>
+          <w:sz w:val="28"/>
+          <w:szCs w:val="28"/>
+        </w:rPr>
+      </w:pPr>
+      <m:oMathPara>
+        <m:oMathParaPr>
+          <m:jc m:val="left"/>
+        </m:oMathParaPr>
+        <m:oMath>
+          <m:sSub>
+            <m:sSubPr>
+              <m:ctrlPr>
+                <w:rPr>
+                  <w:rFonts w:ascii="Cambria Math" w:hAnsi="Cambria Math" w:cs="Times New Roman"/>
+                  <w:i/>
+                  <w:sz w:val="28"/>
+                  <w:szCs w:val="28"/>
+                </w:rPr>
+              </m:ctrlPr>
+            </m:sSubPr>
+            <m:e>
+              <m:r>
+                <w:rPr>
+                  <w:rFonts w:ascii="Cambria Math" w:hAnsi="Cambria Math" w:cs="Times New Roman"/>
+                  <w:sz w:val="28"/>
+                  <w:szCs w:val="28"/>
+                </w:rPr>
+                <m:t>C</m:t>
+              </m:r>
+            </m:e>
+            <m:sub>
+              <m:r>
+                <w:rPr>
+                  <w:rFonts w:ascii="Cambria Math" w:hAnsi="Cambria Math" w:cs="Times New Roman"/>
+                  <w:sz w:val="28"/>
+                  <w:szCs w:val="28"/>
+                </w:rPr>
+                <m:t>13</m:t>
+              </m:r>
+            </m:sub>
           </m:sSub>
           <m:r>
             <w:rPr>
@@ -1889,6 +2820,84 @@
             </w:rPr>
             <m:t xml:space="preserve">= </m:t>
           </m:r>
+          <m:func>
+            <m:funcPr>
+              <m:ctrlPr>
+                <w:rPr>
+                  <w:rFonts w:ascii="Cambria Math" w:hAnsi="Cambria Math" w:cs="Times New Roman"/>
+                  <w:i/>
+                  <w:sz w:val="28"/>
+                  <w:szCs w:val="28"/>
+                </w:rPr>
+              </m:ctrlPr>
+            </m:funcPr>
+            <m:fName>
+              <m:r>
+                <m:rPr>
+                  <m:sty m:val="p"/>
+                </m:rPr>
+                <w:rPr>
+                  <w:rFonts w:ascii="Cambria Math" w:hAnsi="Cambria Math" w:cs="Times New Roman"/>
+                  <w:sz w:val="28"/>
+                  <w:szCs w:val="28"/>
+                </w:rPr>
+                <m:t>cos</m:t>
+              </m:r>
+            </m:fName>
+            <m:e>
+              <m:r>
+                <w:rPr>
+                  <w:rFonts w:ascii="Cambria Math" w:hAnsi="Cambria Math" w:cs="Times New Roman"/>
+                  <w:sz w:val="28"/>
+                  <w:szCs w:val="28"/>
+                </w:rPr>
+                <m:t>θ</m:t>
+              </m:r>
+            </m:e>
+          </m:func>
+          <m:func>
+            <m:funcPr>
+              <m:ctrlPr>
+                <w:rPr>
+                  <w:rFonts w:ascii="Cambria Math" w:hAnsi="Cambria Math" w:cs="Times New Roman"/>
+                  <w:i/>
+                  <w:sz w:val="28"/>
+                  <w:szCs w:val="28"/>
+                </w:rPr>
+              </m:ctrlPr>
+            </m:funcPr>
+            <m:fName>
+              <m:r>
+                <m:rPr>
+                  <m:sty m:val="p"/>
+                </m:rPr>
+                <w:rPr>
+                  <w:rFonts w:ascii="Cambria Math" w:hAnsi="Cambria Math" w:cs="Times New Roman"/>
+                  <w:sz w:val="28"/>
+                  <w:szCs w:val="28"/>
+                </w:rPr>
+                <m:t>sin</m:t>
+              </m:r>
+            </m:fName>
+            <m:e>
+              <m:r>
+                <w:rPr>
+                  <w:rFonts w:ascii="Cambria Math" w:hAnsi="Cambria Math" w:cs="Times New Roman"/>
+                  <w:sz w:val="28"/>
+                  <w:szCs w:val="28"/>
+                </w:rPr>
+                <m:t>γ</m:t>
+              </m:r>
+              <m:r>
+                <w:rPr>
+                  <w:rFonts w:ascii="Cambria Math" w:hAnsi="Cambria Math" w:cs="Times New Roman"/>
+                  <w:sz w:val="28"/>
+                  <w:szCs w:val="28"/>
+                </w:rPr>
+                <m:t>;</m:t>
+              </m:r>
+            </m:e>
+          </m:func>
         </m:oMath>
       </m:oMathPara>
     </w:p>
@@ -1897,12 +2906,15 @@
         <w:ind w:firstLine="426"/>
         <w:jc w:val="both"/>
         <w:rPr>
-          <w:rFonts w:ascii="Times New Roman" w:eastAsiaTheme="minorEastAsia" w:hAnsi="Times New Roman" w:cs="Times New Roman"/>
+          <w:rFonts w:ascii="Times New Roman" w:hAnsi="Times New Roman" w:cs="Times New Roman"/>
           <w:sz w:val="28"/>
           <w:szCs w:val="28"/>
         </w:rPr>
       </w:pPr>
       <m:oMathPara>
+        <m:oMathParaPr>
+          <m:jc m:val="left"/>
+        </m:oMathParaPr>
         <m:oMath>
           <m:sSub>
             <m:sSubPr>
@@ -1915,8 +2927,26 @@
                 </w:rPr>
               </m:ctrlPr>
             </m:sSubPr>
-            <m:e/>
-            <m:sub/>
+            <m:e>
+              <m:r>
+                <w:rPr>
+                  <w:rFonts w:ascii="Cambria Math" w:hAnsi="Cambria Math" w:cs="Times New Roman"/>
+                  <w:sz w:val="28"/>
+                  <w:szCs w:val="28"/>
+                </w:rPr>
+                <m:t>C</m:t>
+              </m:r>
+            </m:e>
+            <m:sub>
+              <m:r>
+                <w:rPr>
+                  <w:rFonts w:ascii="Cambria Math" w:hAnsi="Cambria Math" w:cs="Times New Roman"/>
+                  <w:sz w:val="28"/>
+                  <w:szCs w:val="28"/>
+                </w:rPr>
+                <m:t>21</m:t>
+              </m:r>
+            </m:sub>
           </m:sSub>
           <m:r>
             <w:rPr>
@@ -1924,7 +2954,93 @@
               <w:sz w:val="28"/>
               <w:szCs w:val="28"/>
             </w:rPr>
-            <m:t xml:space="preserve">= </m:t>
+            <m:t>=</m:t>
+          </m:r>
+          <m:func>
+            <m:funcPr>
+              <m:ctrlPr>
+                <w:rPr>
+                  <w:rFonts w:ascii="Cambria Math" w:hAnsi="Cambria Math" w:cs="Times New Roman"/>
+                  <w:i/>
+                  <w:sz w:val="28"/>
+                  <w:szCs w:val="28"/>
+                </w:rPr>
+              </m:ctrlPr>
+            </m:funcPr>
+            <m:fName>
+              <m:r>
+                <m:rPr>
+                  <m:sty m:val="p"/>
+                </m:rPr>
+                <w:rPr>
+                  <w:rFonts w:ascii="Cambria Math" w:hAnsi="Cambria Math" w:cs="Times New Roman"/>
+                  <w:sz w:val="28"/>
+                  <w:szCs w:val="28"/>
+                </w:rPr>
+                <m:t>cos</m:t>
+              </m:r>
+            </m:fName>
+            <m:e>
+              <m:r>
+                <w:rPr>
+                  <w:rFonts w:ascii="Cambria Math" w:hAnsi="Cambria Math" w:cs="Times New Roman"/>
+                  <w:sz w:val="28"/>
+                  <w:szCs w:val="28"/>
+                </w:rPr>
+                <m:t>θ</m:t>
+              </m:r>
+            </m:e>
+          </m:func>
+          <m:func>
+            <m:funcPr>
+              <m:ctrlPr>
+                <w:rPr>
+                  <w:rFonts w:ascii="Cambria Math" w:hAnsi="Cambria Math" w:cs="Times New Roman"/>
+                  <w:i/>
+                  <w:sz w:val="28"/>
+                  <w:szCs w:val="28"/>
+                </w:rPr>
+              </m:ctrlPr>
+            </m:funcPr>
+            <m:fName>
+              <m:r>
+                <m:rPr>
+                  <m:sty m:val="p"/>
+                </m:rPr>
+                <w:rPr>
+                  <w:rFonts w:ascii="Cambria Math" w:hAnsi="Cambria Math" w:cs="Times New Roman"/>
+                  <w:sz w:val="28"/>
+                  <w:szCs w:val="28"/>
+                </w:rPr>
+                <m:t>sin</m:t>
+              </m:r>
+            </m:fName>
+            <m:e>
+              <m:r>
+                <w:rPr>
+                  <w:rFonts w:ascii="Cambria Math" w:hAnsi="Cambria Math" w:cs="Times New Roman"/>
+                  <w:sz w:val="28"/>
+                  <w:szCs w:val="28"/>
+                </w:rPr>
+                <m:t>H</m:t>
+              </m:r>
+              <m:r>
+                <w:rPr>
+                  <w:rFonts w:ascii="Cambria Math" w:hAnsi="Cambria Math" w:cs="Times New Roman"/>
+                  <w:sz w:val="28"/>
+                  <w:szCs w:val="28"/>
+                </w:rPr>
+                <m:t>;</m:t>
+              </m:r>
+            </m:e>
+          </m:func>
+          <m:r>
+            <w:rPr>
+              <w:rFonts w:ascii="Cambria Math" w:hAnsi="Cambria Math" w:cs="Times New Roman"/>
+              <w:sz w:val="28"/>
+              <w:szCs w:val="28"/>
+            </w:rPr>
+            <m:t xml:space="preserve"> </m:t>
           </m:r>
         </m:oMath>
       </m:oMathPara>
@@ -1940,6 +3056,9 @@
         </w:rPr>
       </w:pPr>
       <m:oMathPara>
+        <m:oMathParaPr>
+          <m:jc m:val="left"/>
+        </m:oMathParaPr>
         <m:oMath>
           <m:sSub>
             <m:sSubPr>
@@ -1952,8 +3071,26 @@
                 </w:rPr>
               </m:ctrlPr>
             </m:sSubPr>
-            <m:e/>
-            <m:sub/>
+            <m:e>
+              <m:r>
+                <w:rPr>
+                  <w:rFonts w:ascii="Cambria Math" w:hAnsi="Cambria Math" w:cs="Times New Roman"/>
+                  <w:sz w:val="28"/>
+                  <w:szCs w:val="28"/>
+                </w:rPr>
+                <m:t>C</m:t>
+              </m:r>
+            </m:e>
+            <m:sub>
+              <m:r>
+                <w:rPr>
+                  <w:rFonts w:ascii="Cambria Math" w:hAnsi="Cambria Math" w:cs="Times New Roman"/>
+                  <w:sz w:val="28"/>
+                  <w:szCs w:val="28"/>
+                </w:rPr>
+                <m:t>22</m:t>
+              </m:r>
+            </m:sub>
           </m:sSub>
           <m:r>
             <w:rPr>
@@ -1961,12 +3098,96 @@
               <w:sz w:val="28"/>
               <w:szCs w:val="28"/>
             </w:rPr>
-            <m:t xml:space="preserve">= </m:t>
+            <m:t>=</m:t>
+          </m:r>
+          <m:func>
+            <m:funcPr>
+              <m:ctrlPr>
+                <w:rPr>
+                  <w:rFonts w:ascii="Cambria Math" w:hAnsi="Cambria Math" w:cs="Times New Roman"/>
+                  <w:i/>
+                  <w:sz w:val="28"/>
+                  <w:szCs w:val="28"/>
+                </w:rPr>
+              </m:ctrlPr>
+            </m:funcPr>
+            <m:fName>
+              <m:r>
+                <m:rPr>
+                  <m:sty m:val="p"/>
+                </m:rPr>
+                <w:rPr>
+                  <w:rFonts w:ascii="Cambria Math" w:hAnsi="Cambria Math" w:cs="Times New Roman"/>
+                  <w:sz w:val="28"/>
+                  <w:szCs w:val="28"/>
+                </w:rPr>
+                <m:t>cos</m:t>
+              </m:r>
+            </m:fName>
+            <m:e>
+              <m:r>
+                <w:rPr>
+                  <w:rFonts w:ascii="Cambria Math" w:hAnsi="Cambria Math" w:cs="Times New Roman"/>
+                  <w:sz w:val="28"/>
+                  <w:szCs w:val="28"/>
+                </w:rPr>
+                <m:t>θ</m:t>
+              </m:r>
+            </m:e>
+          </m:func>
+          <m:func>
+            <m:funcPr>
+              <m:ctrlPr>
+                <w:rPr>
+                  <w:rFonts w:ascii="Cambria Math" w:hAnsi="Cambria Math" w:cs="Times New Roman"/>
+                  <w:i/>
+                  <w:sz w:val="28"/>
+                  <w:szCs w:val="28"/>
+                </w:rPr>
+              </m:ctrlPr>
+            </m:funcPr>
+            <m:fName>
+              <m:r>
+                <m:rPr>
+                  <m:sty m:val="p"/>
+                </m:rPr>
+                <w:rPr>
+                  <w:rFonts w:ascii="Cambria Math" w:hAnsi="Cambria Math" w:cs="Times New Roman"/>
+                  <w:sz w:val="28"/>
+                  <w:szCs w:val="28"/>
+                </w:rPr>
+                <m:t>cos</m:t>
+              </m:r>
+            </m:fName>
+            <m:e>
+              <m:r>
+                <w:rPr>
+                  <w:rFonts w:ascii="Cambria Math" w:hAnsi="Cambria Math" w:cs="Times New Roman"/>
+                  <w:sz w:val="28"/>
+                  <w:szCs w:val="28"/>
+                </w:rPr>
+                <m:t>H</m:t>
+              </m:r>
+              <m:r>
+                <w:rPr>
+                  <w:rFonts w:ascii="Cambria Math" w:hAnsi="Cambria Math" w:cs="Times New Roman"/>
+                  <w:sz w:val="28"/>
+                  <w:szCs w:val="28"/>
+                </w:rPr>
+                <m:t>;</m:t>
+              </m:r>
+            </m:e>
+          </m:func>
+          <m:r>
+            <w:rPr>
+              <w:rFonts w:ascii="Cambria Math" w:hAnsi="Cambria Math" w:cs="Times New Roman"/>
+              <w:sz w:val="28"/>
+              <w:szCs w:val="28"/>
+            </w:rPr>
+            <m:t xml:space="preserve"> </m:t>
           </m:r>
         </m:oMath>
       </m:oMathPara>
-      <w:bookmarkStart w:id="0" w:name="_GoBack"/>
-      <w:bookmarkEnd w:id="0"/>
     </w:p>
     <w:p>
       <w:pPr>
@@ -1979,6 +3200,9 @@
         </w:rPr>
       </w:pPr>
       <m:oMathPara>
+        <m:oMathParaPr>
+          <m:jc m:val="left"/>
+        </m:oMathParaPr>
         <m:oMath>
           <m:sSub>
             <m:sSubPr>
@@ -1991,8 +3215,26 @@
                 </w:rPr>
               </m:ctrlPr>
             </m:sSubPr>
-            <m:e/>
-            <m:sub/>
+            <m:e>
+              <m:r>
+                <w:rPr>
+                  <w:rFonts w:ascii="Cambria Math" w:hAnsi="Cambria Math" w:cs="Times New Roman"/>
+                  <w:sz w:val="28"/>
+                  <w:szCs w:val="28"/>
+                </w:rPr>
+                <m:t>C</m:t>
+              </m:r>
+            </m:e>
+            <m:sub>
+              <m:r>
+                <w:rPr>
+                  <w:rFonts w:ascii="Cambria Math" w:hAnsi="Cambria Math" w:cs="Times New Roman"/>
+                  <w:sz w:val="28"/>
+                  <w:szCs w:val="28"/>
+                </w:rPr>
+                <m:t>23</m:t>
+              </m:r>
+            </m:sub>
           </m:sSub>
           <m:r>
             <w:rPr>
@@ -2000,7 +3242,58 @@
               <w:sz w:val="28"/>
               <w:szCs w:val="28"/>
             </w:rPr>
-            <m:t xml:space="preserve">= </m:t>
+            <m:t>=</m:t>
+          </m:r>
+          <m:func>
+            <m:funcPr>
+              <m:ctrlPr>
+                <w:rPr>
+                  <w:rFonts w:ascii="Cambria Math" w:hAnsi="Cambria Math" w:cs="Times New Roman"/>
+                  <w:i/>
+                  <w:sz w:val="28"/>
+                  <w:szCs w:val="28"/>
+                </w:rPr>
+              </m:ctrlPr>
+            </m:funcPr>
+            <m:fName>
+              <m:r>
+                <m:rPr>
+                  <m:sty m:val="p"/>
+                </m:rPr>
+                <w:rPr>
+                  <w:rFonts w:ascii="Cambria Math" w:hAnsi="Cambria Math" w:cs="Times New Roman"/>
+                  <w:sz w:val="28"/>
+                  <w:szCs w:val="28"/>
+                </w:rPr>
+                <m:t>sin</m:t>
+              </m:r>
+            </m:fName>
+            <m:e>
+              <m:r>
+                <w:rPr>
+                  <w:rFonts w:ascii="Cambria Math" w:hAnsi="Cambria Math" w:cs="Times New Roman"/>
+                  <w:sz w:val="28"/>
+                  <w:szCs w:val="28"/>
+                </w:rPr>
+                <m:t>θ</m:t>
+              </m:r>
+              <m:r>
+                <w:rPr>
+                  <w:rFonts w:ascii="Cambria Math" w:hAnsi="Cambria Math" w:cs="Times New Roman"/>
+                  <w:sz w:val="28"/>
+                  <w:szCs w:val="28"/>
+                </w:rPr>
+                <m:t>;</m:t>
+              </m:r>
+            </m:e>
+          </m:func>
+          <m:r>
+            <w:rPr>
+              <w:rFonts w:ascii="Cambria Math" w:hAnsi="Cambria Math" w:cs="Times New Roman"/>
+              <w:sz w:val="28"/>
+              <w:szCs w:val="28"/>
+            </w:rPr>
+            <m:t xml:space="preserve"> </m:t>
           </m:r>
         </m:oMath>
       </m:oMathPara>
@@ -2016,6 +3309,9 @@
         </w:rPr>
       </w:pPr>
       <m:oMathPara>
+        <m:oMathParaPr>
+          <m:jc m:val="left"/>
+        </m:oMathParaPr>
         <m:oMath>
           <m:sSub>
             <m:sSubPr>
@@ -2028,8 +3324,26 @@
                 </w:rPr>
               </m:ctrlPr>
             </m:sSubPr>
-            <m:e/>
-            <m:sub/>
+            <m:e>
+              <m:r>
+                <w:rPr>
+                  <w:rFonts w:ascii="Cambria Math" w:hAnsi="Cambria Math" w:cs="Times New Roman"/>
+                  <w:sz w:val="28"/>
+                  <w:szCs w:val="28"/>
+                </w:rPr>
+                <m:t>C</m:t>
+              </m:r>
+            </m:e>
+            <m:sub>
+              <m:r>
+                <w:rPr>
+                  <w:rFonts w:ascii="Cambria Math" w:hAnsi="Cambria Math" w:cs="Times New Roman"/>
+                  <w:sz w:val="28"/>
+                  <w:szCs w:val="28"/>
+                </w:rPr>
+                <m:t>31</m:t>
+              </m:r>
+            </m:sub>
           </m:sSub>
           <m:r>
             <w:rPr>
@@ -2037,8 +3351,199 @@
               <w:sz w:val="28"/>
               <w:szCs w:val="28"/>
             </w:rPr>
-            <m:t xml:space="preserve">= </m:t>
+            <m:t>=</m:t>
           </m:r>
+          <m:func>
+            <m:funcPr>
+              <m:ctrlPr>
+                <w:rPr>
+                  <w:rFonts w:ascii="Cambria Math" w:hAnsi="Cambria Math" w:cs="Times New Roman"/>
+                  <w:i/>
+                  <w:sz w:val="28"/>
+                  <w:szCs w:val="28"/>
+                </w:rPr>
+              </m:ctrlPr>
+            </m:funcPr>
+            <m:fName>
+              <m:func>
+                <m:funcPr>
+                  <m:ctrlPr>
+                    <w:rPr>
+                      <w:rFonts w:ascii="Cambria Math" w:hAnsi="Cambria Math" w:cs="Times New Roman"/>
+                      <w:i/>
+                      <w:sz w:val="28"/>
+                      <w:szCs w:val="28"/>
+                    </w:rPr>
+                  </m:ctrlPr>
+                </m:funcPr>
+                <m:fName>
+                  <m:r>
+                    <m:rPr>
+                      <m:sty m:val="p"/>
+                    </m:rPr>
+                    <w:rPr>
+                      <w:rFonts w:ascii="Cambria Math" w:hAnsi="Cambria Math" w:cs="Times New Roman"/>
+                      <w:sz w:val="28"/>
+                      <w:szCs w:val="28"/>
+                    </w:rPr>
+                    <m:t>sin</m:t>
+                  </m:r>
+                </m:fName>
+                <m:e>
+                  <m:r>
+                    <w:rPr>
+                      <w:rFonts w:ascii="Cambria Math" w:hAnsi="Cambria Math" w:cs="Times New Roman"/>
+                      <w:sz w:val="28"/>
+                      <w:szCs w:val="28"/>
+                    </w:rPr>
+                    <m:t>γ</m:t>
+                  </m:r>
+                </m:e>
+              </m:func>
+              <m:func>
+                <m:funcPr>
+                  <m:ctrlPr>
+                    <w:rPr>
+                      <w:rFonts w:ascii="Cambria Math" w:hAnsi="Cambria Math" w:cs="Times New Roman"/>
+                      <w:i/>
+                      <w:sz w:val="28"/>
+                      <w:szCs w:val="28"/>
+                    </w:rPr>
+                  </m:ctrlPr>
+                </m:funcPr>
+                <m:fName>
+                  <m:r>
+                    <m:rPr>
+                      <m:sty m:val="p"/>
+                    </m:rPr>
+                    <w:rPr>
+                      <w:rFonts w:ascii="Cambria Math" w:hAnsi="Cambria Math" w:cs="Times New Roman"/>
+                      <w:sz w:val="28"/>
+                      <w:szCs w:val="28"/>
+                    </w:rPr>
+                    <m:t>cos</m:t>
+                  </m:r>
+                </m:fName>
+                <m:e>
+                  <m:r>
+                    <w:rPr>
+                      <w:rFonts w:ascii="Cambria Math" w:hAnsi="Cambria Math" w:cs="Times New Roman"/>
+                      <w:sz w:val="28"/>
+                      <w:szCs w:val="28"/>
+                    </w:rPr>
+                    <m:t>H</m:t>
+                  </m:r>
+                </m:e>
+              </m:func>
+              <m:r>
+                <w:rPr>
+                  <w:rFonts w:ascii="Cambria Math" w:hAnsi="Cambria Math" w:cs="Times New Roman"/>
+                  <w:sz w:val="28"/>
+                  <w:szCs w:val="28"/>
+                </w:rPr>
+                <m:t>-</m:t>
+              </m:r>
+              <m:r>
+                <m:rPr>
+                  <m:sty m:val="p"/>
+                </m:rPr>
+                <w:rPr>
+                  <w:rFonts w:ascii="Cambria Math" w:hAnsi="Cambria Math" w:cs="Times New Roman"/>
+                  <w:sz w:val="28"/>
+                  <w:szCs w:val="28"/>
+                </w:rPr>
+                <m:t>sin</m:t>
+              </m:r>
+            </m:fName>
+            <m:e>
+              <m:r>
+                <w:rPr>
+                  <w:rFonts w:ascii="Cambria Math" w:hAnsi="Cambria Math" w:cs="Times New Roman"/>
+                  <w:sz w:val="28"/>
+                  <w:szCs w:val="28"/>
+                </w:rPr>
+                <m:t>θ</m:t>
+              </m:r>
+            </m:e>
+          </m:func>
+          <m:func>
+            <m:funcPr>
+              <m:ctrlPr>
+                <w:rPr>
+                  <w:rFonts w:ascii="Cambria Math" w:hAnsi="Cambria Math" w:cs="Times New Roman"/>
+                  <w:i/>
+                  <w:sz w:val="28"/>
+                  <w:szCs w:val="28"/>
+                </w:rPr>
+              </m:ctrlPr>
+            </m:funcPr>
+            <m:fName>
+              <m:r>
+                <m:rPr>
+                  <m:sty m:val="p"/>
+                </m:rPr>
+                <w:rPr>
+                  <w:rFonts w:ascii="Cambria Math" w:hAnsi="Cambria Math" w:cs="Times New Roman"/>
+                  <w:sz w:val="28"/>
+                  <w:szCs w:val="28"/>
+                </w:rPr>
+                <m:t>cos</m:t>
+              </m:r>
+            </m:fName>
+            <m:e>
+              <m:r>
+                <w:rPr>
+                  <w:rFonts w:ascii="Cambria Math" w:hAnsi="Cambria Math" w:cs="Times New Roman"/>
+                  <w:sz w:val="28"/>
+                  <w:szCs w:val="28"/>
+                </w:rPr>
+                <m:t>γ</m:t>
+              </m:r>
+            </m:e>
+          </m:func>
+          <m:func>
+            <m:funcPr>
+              <m:ctrlPr>
+                <w:rPr>
+                  <w:rFonts w:ascii="Cambria Math" w:hAnsi="Cambria Math" w:cs="Times New Roman"/>
+                  <w:i/>
+                  <w:sz w:val="28"/>
+                  <w:szCs w:val="28"/>
+                </w:rPr>
+              </m:ctrlPr>
+            </m:funcPr>
+            <m:fName>
+              <m:r>
+                <m:rPr>
+                  <m:sty m:val="p"/>
+                </m:rPr>
+                <w:rPr>
+                  <w:rFonts w:ascii="Cambria Math" w:hAnsi="Cambria Math" w:cs="Times New Roman"/>
+                  <w:sz w:val="28"/>
+                  <w:szCs w:val="28"/>
+                </w:rPr>
+                <m:t>sin</m:t>
+              </m:r>
+            </m:fName>
+            <m:e>
+              <m:r>
+                <w:rPr>
+                  <w:rFonts w:ascii="Cambria Math" w:hAnsi="Cambria Math" w:cs="Times New Roman"/>
+                  <w:sz w:val="28"/>
+                  <w:szCs w:val="28"/>
+                </w:rPr>
+                <m:t>H</m:t>
+              </m:r>
+              <m:r>
+                <w:rPr>
+                  <w:rFonts w:ascii="Cambria Math" w:hAnsi="Cambria Math" w:cs="Times New Roman"/>
+                  <w:sz w:val="28"/>
+                  <w:szCs w:val="28"/>
+                </w:rPr>
+                <m:t>;</m:t>
+              </m:r>
+            </m:e>
+          </m:func>
         </m:oMath>
       </m:oMathPara>
     </w:p>
@@ -2053,6 +3558,9 @@
         </w:rPr>
       </w:pPr>
       <m:oMathPara>
+        <m:oMathParaPr>
+          <m:jc m:val="left"/>
+        </m:oMathParaPr>
         <m:oMath>
           <m:sSub>
             <m:sSubPr>
@@ -2065,8 +3573,26 @@
                 </w:rPr>
               </m:ctrlPr>
             </m:sSubPr>
-            <m:e/>
-            <m:sub/>
+            <m:e>
+              <m:r>
+                <w:rPr>
+                  <w:rFonts w:ascii="Cambria Math" w:hAnsi="Cambria Math" w:cs="Times New Roman"/>
+                  <w:sz w:val="28"/>
+                  <w:szCs w:val="28"/>
+                </w:rPr>
+                <m:t>C</m:t>
+              </m:r>
+            </m:e>
+            <m:sub>
+              <m:r>
+                <w:rPr>
+                  <w:rFonts w:ascii="Cambria Math" w:hAnsi="Cambria Math" w:cs="Times New Roman"/>
+                  <w:sz w:val="28"/>
+                  <w:szCs w:val="28"/>
+                </w:rPr>
+                <m:t>32</m:t>
+              </m:r>
+            </m:sub>
           </m:sSub>
           <m:r>
             <w:rPr>
@@ -2074,8 +3600,199 @@
               <w:sz w:val="28"/>
               <w:szCs w:val="28"/>
             </w:rPr>
-            <m:t xml:space="preserve">= </m:t>
+            <m:t>=</m:t>
           </m:r>
+          <m:func>
+            <m:funcPr>
+              <m:ctrlPr>
+                <w:rPr>
+                  <w:rFonts w:ascii="Cambria Math" w:hAnsi="Cambria Math" w:cs="Times New Roman"/>
+                  <w:i/>
+                  <w:sz w:val="28"/>
+                  <w:szCs w:val="28"/>
+                </w:rPr>
+              </m:ctrlPr>
+            </m:funcPr>
+            <m:fName>
+              <m:r>
+                <m:rPr>
+                  <m:sty m:val="p"/>
+                </m:rPr>
+                <w:rPr>
+                  <w:rFonts w:ascii="Cambria Math" w:hAnsi="Cambria Math" w:cs="Times New Roman"/>
+                  <w:sz w:val="28"/>
+                  <w:szCs w:val="28"/>
+                </w:rPr>
+                <m:t>sin</m:t>
+              </m:r>
+            </m:fName>
+            <m:e>
+              <m:r>
+                <w:rPr>
+                  <w:rFonts w:ascii="Cambria Math" w:hAnsi="Cambria Math" w:cs="Times New Roman"/>
+                  <w:sz w:val="28"/>
+                  <w:szCs w:val="28"/>
+                </w:rPr>
+                <m:t>γ</m:t>
+              </m:r>
+            </m:e>
+          </m:func>
+          <m:func>
+            <m:funcPr>
+              <m:ctrlPr>
+                <w:rPr>
+                  <w:rFonts w:ascii="Cambria Math" w:hAnsi="Cambria Math" w:cs="Times New Roman"/>
+                  <w:i/>
+                  <w:sz w:val="28"/>
+                  <w:szCs w:val="28"/>
+                </w:rPr>
+              </m:ctrlPr>
+            </m:funcPr>
+            <m:fName>
+              <m:r>
+                <m:rPr>
+                  <m:sty m:val="p"/>
+                </m:rPr>
+                <w:rPr>
+                  <w:rFonts w:ascii="Cambria Math" w:hAnsi="Cambria Math" w:cs="Times New Roman"/>
+                  <w:sz w:val="28"/>
+                  <w:szCs w:val="28"/>
+                </w:rPr>
+                <m:t>sin</m:t>
+              </m:r>
+            </m:fName>
+            <m:e>
+              <m:r>
+                <w:rPr>
+                  <w:rFonts w:ascii="Cambria Math" w:hAnsi="Cambria Math" w:cs="Times New Roman"/>
+                  <w:sz w:val="28"/>
+                  <w:szCs w:val="28"/>
+                </w:rPr>
+                <m:t>H</m:t>
+              </m:r>
+            </m:e>
+          </m:func>
+          <m:r>
+            <w:rPr>
+              <w:rFonts w:ascii="Cambria Math" w:hAnsi="Cambria Math" w:cs="Times New Roman"/>
+              <w:sz w:val="28"/>
+              <w:szCs w:val="28"/>
+            </w:rPr>
+            <m:t>-</m:t>
+          </m:r>
+          <m:func>
+            <m:funcPr>
+              <m:ctrlPr>
+                <w:rPr>
+                  <w:rFonts w:ascii="Cambria Math" w:hAnsi="Cambria Math" w:cs="Times New Roman"/>
+                  <w:i/>
+                  <w:sz w:val="28"/>
+                  <w:szCs w:val="28"/>
+                </w:rPr>
+              </m:ctrlPr>
+            </m:funcPr>
+            <m:fName>
+              <m:r>
+                <m:rPr>
+                  <m:sty m:val="p"/>
+                </m:rPr>
+                <w:rPr>
+                  <w:rFonts w:ascii="Cambria Math" w:hAnsi="Cambria Math" w:cs="Times New Roman"/>
+                  <w:sz w:val="28"/>
+                  <w:szCs w:val="28"/>
+                </w:rPr>
+                <m:t>sin</m:t>
+              </m:r>
+            </m:fName>
+            <m:e>
+              <m:r>
+                <w:rPr>
+                  <w:rFonts w:ascii="Cambria Math" w:hAnsi="Cambria Math" w:cs="Times New Roman"/>
+                  <w:sz w:val="28"/>
+                  <w:szCs w:val="28"/>
+                </w:rPr>
+                <m:t>θ</m:t>
+              </m:r>
+            </m:e>
+          </m:func>
+          <m:func>
+            <m:funcPr>
+              <m:ctrlPr>
+                <w:rPr>
+                  <w:rFonts w:ascii="Cambria Math" w:hAnsi="Cambria Math" w:cs="Times New Roman"/>
+                  <w:i/>
+                  <w:sz w:val="28"/>
+                  <w:szCs w:val="28"/>
+                </w:rPr>
+              </m:ctrlPr>
+            </m:funcPr>
+            <m:fName>
+              <m:r>
+                <m:rPr>
+                  <m:sty m:val="p"/>
+                </m:rPr>
+                <w:rPr>
+                  <w:rFonts w:ascii="Cambria Math" w:hAnsi="Cambria Math" w:cs="Times New Roman"/>
+                  <w:sz w:val="28"/>
+                  <w:szCs w:val="28"/>
+                </w:rPr>
+                <m:t>cos</m:t>
+              </m:r>
+            </m:fName>
+            <m:e>
+              <m:r>
+                <w:rPr>
+                  <w:rFonts w:ascii="Cambria Math" w:hAnsi="Cambria Math" w:cs="Times New Roman"/>
+                  <w:sz w:val="28"/>
+                  <w:szCs w:val="28"/>
+                </w:rPr>
+                <m:t>γ</m:t>
+              </m:r>
+            </m:e>
+          </m:func>
+          <m:func>
+            <m:funcPr>
+              <m:ctrlPr>
+                <w:rPr>
+                  <w:rFonts w:ascii="Cambria Math" w:hAnsi="Cambria Math" w:cs="Times New Roman"/>
+                  <w:i/>
+                  <w:sz w:val="28"/>
+                  <w:szCs w:val="28"/>
+                </w:rPr>
+              </m:ctrlPr>
+            </m:funcPr>
+            <m:fName>
+              <m:r>
+                <m:rPr>
+                  <m:sty m:val="p"/>
+                </m:rPr>
+                <w:rPr>
+                  <w:rFonts w:ascii="Cambria Math" w:hAnsi="Cambria Math" w:cs="Times New Roman"/>
+                  <w:sz w:val="28"/>
+                  <w:szCs w:val="28"/>
+                </w:rPr>
+                <m:t>cos</m:t>
+              </m:r>
+            </m:fName>
+            <m:e>
+              <m:r>
+                <w:rPr>
+                  <w:rFonts w:ascii="Cambria Math" w:hAnsi="Cambria Math" w:cs="Times New Roman"/>
+                  <w:sz w:val="28"/>
+                  <w:szCs w:val="28"/>
+                </w:rPr>
+                <m:t>H</m:t>
+              </m:r>
+              <m:r>
+                <w:rPr>
+                  <w:rFonts w:ascii="Cambria Math" w:hAnsi="Cambria Math" w:cs="Times New Roman"/>
+                  <w:sz w:val="28"/>
+                  <w:szCs w:val="28"/>
+                </w:rPr>
+                <m:t>;</m:t>
+              </m:r>
+            </m:e>
+          </m:func>
         </m:oMath>
       </m:oMathPara>
     </w:p>
@@ -2084,12 +3801,15 @@
         <w:ind w:firstLine="426"/>
         <w:jc w:val="both"/>
         <w:rPr>
-          <w:rFonts w:ascii="Times New Roman" w:hAnsi="Times New Roman" w:cs="Times New Roman"/>
+          <w:rFonts w:ascii="Times New Roman" w:eastAsiaTheme="minorEastAsia" w:hAnsi="Times New Roman" w:cs="Times New Roman"/>
           <w:sz w:val="28"/>
           <w:szCs w:val="28"/>
         </w:rPr>
       </w:pPr>
       <m:oMathPara>
+        <m:oMathParaPr>
+          <m:jc m:val="left"/>
+        </m:oMathParaPr>
         <m:oMath>
           <m:sSub>
             <m:sSubPr>
@@ -2102,8 +3822,26 @@
                 </w:rPr>
               </m:ctrlPr>
             </m:sSubPr>
-            <m:e/>
-            <m:sub/>
+            <m:e>
+              <m:r>
+                <w:rPr>
+                  <w:rFonts w:ascii="Cambria Math" w:hAnsi="Cambria Math" w:cs="Times New Roman"/>
+                  <w:sz w:val="28"/>
+                  <w:szCs w:val="28"/>
+                </w:rPr>
+                <m:t>C</m:t>
+              </m:r>
+            </m:e>
+            <m:sub>
+              <m:r>
+                <w:rPr>
+                  <w:rFonts w:ascii="Cambria Math" w:hAnsi="Cambria Math" w:cs="Times New Roman"/>
+                  <w:sz w:val="28"/>
+                  <w:szCs w:val="28"/>
+                </w:rPr>
+                <m:t>33</m:t>
+              </m:r>
+            </m:sub>
           </m:sSub>
           <m:r>
             <w:rPr>
@@ -2111,8 +3849,86 @@
               <w:sz w:val="28"/>
               <w:szCs w:val="28"/>
             </w:rPr>
-            <m:t xml:space="preserve">= </m:t>
+            <m:t>=</m:t>
           </m:r>
+          <m:func>
+            <m:funcPr>
+              <m:ctrlPr>
+                <w:rPr>
+                  <w:rFonts w:ascii="Cambria Math" w:hAnsi="Cambria Math" w:cs="Times New Roman"/>
+                  <w:i/>
+                  <w:sz w:val="28"/>
+                  <w:szCs w:val="28"/>
+                </w:rPr>
+              </m:ctrlPr>
+            </m:funcPr>
+            <m:fName>
+              <m:r>
+                <m:rPr>
+                  <m:sty m:val="p"/>
+                </m:rPr>
+                <w:rPr>
+                  <w:rFonts w:ascii="Cambria Math" w:hAnsi="Cambria Math" w:cs="Times New Roman"/>
+                  <w:sz w:val="28"/>
+                  <w:szCs w:val="28"/>
+                </w:rPr>
+                <m:t>cos</m:t>
+              </m:r>
+            </m:fName>
+            <m:e>
+              <m:r>
+                <w:rPr>
+                  <w:rFonts w:ascii="Cambria Math" w:hAnsi="Cambria Math" w:cs="Times New Roman"/>
+                  <w:sz w:val="28"/>
+                  <w:szCs w:val="28"/>
+                </w:rPr>
+                <m:t>θ</m:t>
+              </m:r>
+            </m:e>
+          </m:func>
+          <m:func>
+            <m:funcPr>
+              <m:ctrlPr>
+                <w:rPr>
+                  <w:rFonts w:ascii="Cambria Math" w:hAnsi="Cambria Math" w:cs="Times New Roman"/>
+                  <w:i/>
+                  <w:sz w:val="28"/>
+                  <w:szCs w:val="28"/>
+                </w:rPr>
+              </m:ctrlPr>
+            </m:funcPr>
+            <m:fName>
+              <m:r>
+                <m:rPr>
+                  <m:sty m:val="p"/>
+                </m:rPr>
+                <w:rPr>
+                  <w:rFonts w:ascii="Cambria Math" w:hAnsi="Cambria Math" w:cs="Times New Roman"/>
+                  <w:sz w:val="28"/>
+                  <w:szCs w:val="28"/>
+                </w:rPr>
+                <m:t>cos</m:t>
+              </m:r>
+            </m:fName>
+            <m:e>
+              <m:r>
+                <w:rPr>
+                  <w:rFonts w:ascii="Cambria Math" w:hAnsi="Cambria Math" w:cs="Times New Roman"/>
+                  <w:sz w:val="28"/>
+                  <w:szCs w:val="28"/>
+                </w:rPr>
+                <m:t>γ</m:t>
+              </m:r>
+              <m:r>
+                <w:rPr>
+                  <w:rFonts w:ascii="Cambria Math" w:hAnsi="Cambria Math" w:cs="Times New Roman"/>
+                  <w:sz w:val="28"/>
+                  <w:szCs w:val="28"/>
+                </w:rPr>
+                <m:t>;</m:t>
+              </m:r>
+            </m:e>
+          </m:func>
         </m:oMath>
       </m:oMathPara>
     </w:p>
@@ -2121,9 +3937,361 @@
         <w:ind w:firstLine="426"/>
         <w:jc w:val="both"/>
         <w:rPr>
-          <w:rFonts w:ascii="Times New Roman" w:hAnsi="Times New Roman" w:cs="Times New Roman"/>
-          <w:sz w:val="28"/>
-          <w:szCs w:val="28"/>
+          <w:rFonts w:ascii="Times New Roman" w:eastAsiaTheme="minorEastAsia" w:hAnsi="Times New Roman" w:cs="Times New Roman"/>
+          <w:sz w:val="28"/>
+          <w:szCs w:val="28"/>
+        </w:rPr>
+      </w:pPr>
+      <m:oMath>
+        <m:r>
+          <w:rPr>
+            <w:rFonts w:ascii="Cambria Math" w:eastAsiaTheme="minorEastAsia" w:hAnsi="Cambria Math" w:cs="Times New Roman"/>
+            <w:sz w:val="28"/>
+            <w:szCs w:val="28"/>
+          </w:rPr>
+          <w:lastRenderedPageBreak/>
+          <m:t xml:space="preserve">где </m:t>
+        </m:r>
+        <m:r>
+          <w:rPr>
+            <w:rFonts w:ascii="Cambria Math" w:hAnsi="Cambria Math" w:cs="Times New Roman"/>
+            <w:sz w:val="28"/>
+            <w:szCs w:val="28"/>
+          </w:rPr>
+          <m:t>θ</m:t>
+        </m:r>
+        <m:r>
+          <w:rPr>
+            <w:rFonts w:ascii="Cambria Math" w:hAnsi="Cambria Math" w:cs="Times New Roman"/>
+            <w:sz w:val="28"/>
+            <w:szCs w:val="28"/>
+          </w:rPr>
+          <m:t xml:space="preserve">,  </m:t>
+        </m:r>
+        <m:r>
+          <w:rPr>
+            <w:rFonts w:ascii="Cambria Math" w:hAnsi="Cambria Math" w:cs="Times New Roman"/>
+            <w:sz w:val="28"/>
+            <w:szCs w:val="28"/>
+          </w:rPr>
+          <m:t>γ</m:t>
+        </m:r>
+        <m:r>
+          <w:rPr>
+            <w:rFonts w:ascii="Cambria Math" w:hAnsi="Cambria Math" w:cs="Times New Roman"/>
+            <w:sz w:val="28"/>
+            <w:szCs w:val="28"/>
+          </w:rPr>
+          <m:t>,  H</m:t>
+        </m:r>
+      </m:oMath>
+      <w:r>
+        <w:rPr>
+          <w:rFonts w:ascii="Times New Roman" w:eastAsiaTheme="minorEastAsia" w:hAnsi="Times New Roman" w:cs="Times New Roman"/>
+          <w:sz w:val="28"/>
+          <w:szCs w:val="28"/>
+        </w:rPr>
+        <w:t xml:space="preserve"> – </w:t>
+      </w:r>
+      <w:r>
+        <w:rPr>
+          <w:rFonts w:ascii="Times New Roman" w:eastAsiaTheme="minorEastAsia" w:hAnsi="Times New Roman" w:cs="Times New Roman"/>
+          <w:sz w:val="28"/>
+          <w:szCs w:val="28"/>
+        </w:rPr>
+        <w:t xml:space="preserve">углы тангажа, крена и курса </w:t>
+      </w:r>
+      <w:r>
+        <w:rPr>
+          <w:rFonts w:ascii="Times New Roman" w:eastAsiaTheme="minorEastAsia" w:hAnsi="Times New Roman" w:cs="Times New Roman"/>
+          <w:sz w:val="28"/>
+          <w:szCs w:val="28"/>
+        </w:rPr>
+        <w:t>соответственно.</w:t>
+      </w:r>
+    </w:p>
+    <w:p>
+      <w:pPr>
+        <w:ind w:firstLine="426"/>
+        <w:jc w:val="both"/>
+        <w:rPr>
+          <w:rFonts w:ascii="Times New Roman" w:eastAsiaTheme="minorEastAsia" w:hAnsi="Times New Roman" w:cs="Times New Roman"/>
+          <w:sz w:val="28"/>
+          <w:szCs w:val="28"/>
+        </w:rPr>
+      </w:pPr>
+      <w:r>
+        <w:rPr>
+          <w:rFonts w:ascii="Times New Roman" w:eastAsiaTheme="minorEastAsia" w:hAnsi="Times New Roman" w:cs="Times New Roman"/>
+          <w:sz w:val="28"/>
+          <w:szCs w:val="28"/>
+        </w:rPr>
+        <w:t xml:space="preserve">Элементы матрицы </w:t>
+      </w:r>
+      <m:oMath>
+        <m:sSubSup>
+          <m:sSubSupPr>
+            <m:ctrlPr>
+              <w:rPr>
+                <w:rFonts w:ascii="Cambria Math" w:hAnsi="Cambria Math" w:cs="Times New Roman"/>
+                <w:i/>
+                <w:sz w:val="28"/>
+                <w:szCs w:val="28"/>
+              </w:rPr>
+            </m:ctrlPr>
+          </m:sSubSupPr>
+          <m:e>
+            <m:r>
+              <w:rPr>
+                <w:rFonts w:ascii="Cambria Math" w:hAnsi="Cambria Math" w:cs="Times New Roman"/>
+                <w:sz w:val="28"/>
+                <w:szCs w:val="28"/>
+              </w:rPr>
+              <m:t>C</m:t>
+            </m:r>
+          </m:e>
+          <m:sub>
+            <m:r>
+              <w:rPr>
+                <w:rFonts w:ascii="Cambria Math" w:hAnsi="Cambria Math" w:cs="Times New Roman"/>
+                <w:sz w:val="28"/>
+                <w:szCs w:val="28"/>
+              </w:rPr>
+              <m:t>N</m:t>
+            </m:r>
+          </m:sub>
+          <m:sup>
+            <m:r>
+              <w:rPr>
+                <w:rFonts w:ascii="Cambria Math" w:hAnsi="Cambria Math" w:cs="Times New Roman"/>
+                <w:sz w:val="28"/>
+                <w:szCs w:val="28"/>
+              </w:rPr>
+              <m:t>B</m:t>
+            </m:r>
+          </m:sup>
+        </m:sSubSup>
+      </m:oMath>
+      <w:r>
+        <w:rPr>
+          <w:rFonts w:ascii="Times New Roman" w:eastAsiaTheme="minorEastAsia" w:hAnsi="Times New Roman" w:cs="Times New Roman"/>
+          <w:sz w:val="28"/>
+          <w:szCs w:val="28"/>
+        </w:rPr>
+        <w:t xml:space="preserve"> рассчитываются на основе углов тангажа, крена и курса, но на первом такте работы прибора они неизвестны. Чтобы сформировать </w:t>
+      </w:r>
+      <w:r>
+        <w:rPr>
+          <w:rFonts w:ascii="Times New Roman" w:eastAsiaTheme="minorEastAsia" w:hAnsi="Times New Roman" w:cs="Times New Roman"/>
+          <w:sz w:val="28"/>
+          <w:szCs w:val="28"/>
+        </w:rPr>
+        <w:t xml:space="preserve">данную матрицу необходимо провести процедуру выставки, результатом которой являются определенные начальные значения элементов матрицы </w:t>
+      </w:r>
+      <m:oMath>
+        <m:sSubSup>
+          <m:sSubSupPr>
+            <m:ctrlPr>
+              <w:rPr>
+                <w:rFonts w:ascii="Cambria Math" w:hAnsi="Cambria Math" w:cs="Times New Roman"/>
+                <w:i/>
+                <w:sz w:val="28"/>
+                <w:szCs w:val="28"/>
+              </w:rPr>
+            </m:ctrlPr>
+          </m:sSubSupPr>
+          <m:e>
+            <m:r>
+              <w:rPr>
+                <w:rFonts w:ascii="Cambria Math" w:hAnsi="Cambria Math" w:cs="Times New Roman"/>
+                <w:sz w:val="28"/>
+                <w:szCs w:val="28"/>
+              </w:rPr>
+              <m:t>C</m:t>
+            </m:r>
+          </m:e>
+          <m:sub>
+            <m:r>
+              <w:rPr>
+                <w:rFonts w:ascii="Cambria Math" w:hAnsi="Cambria Math" w:cs="Times New Roman"/>
+                <w:sz w:val="28"/>
+                <w:szCs w:val="28"/>
+              </w:rPr>
+              <m:t>N</m:t>
+            </m:r>
+          </m:sub>
+          <m:sup>
+            <m:r>
+              <w:rPr>
+                <w:rFonts w:ascii="Cambria Math" w:hAnsi="Cambria Math" w:cs="Times New Roman"/>
+                <w:sz w:val="28"/>
+                <w:szCs w:val="28"/>
+              </w:rPr>
+              <m:t>B</m:t>
+            </m:r>
+          </m:sup>
+        </m:sSubSup>
+      </m:oMath>
+      <w:r>
+        <w:rPr>
+          <w:rFonts w:ascii="Times New Roman" w:eastAsiaTheme="minorEastAsia" w:hAnsi="Times New Roman" w:cs="Times New Roman"/>
+          <w:sz w:val="28"/>
+          <w:szCs w:val="28"/>
+        </w:rPr>
+        <w:t>.</w:t>
+      </w:r>
+    </w:p>
+    <w:p>
+      <w:pPr>
+        <w:ind w:firstLine="426"/>
+        <w:jc w:val="both"/>
+        <w:rPr>
+          <w:rFonts w:ascii="Times New Roman" w:eastAsiaTheme="minorEastAsia" w:hAnsi="Times New Roman" w:cs="Times New Roman"/>
+          <w:i/>
+          <w:iCs/>
+          <w:sz w:val="28"/>
+          <w:szCs w:val="28"/>
+        </w:rPr>
+      </w:pPr>
+      <w:r>
+        <w:rPr>
+          <w:rFonts w:ascii="Times New Roman" w:eastAsiaTheme="minorEastAsia" w:hAnsi="Times New Roman" w:cs="Times New Roman"/>
+          <w:i/>
+          <w:iCs/>
+          <w:sz w:val="28"/>
+          <w:szCs w:val="28"/>
+        </w:rPr>
+        <w:t>Добавить картинку процедуры выставки</w:t>
+      </w:r>
+    </w:p>
+    <w:p>
+      <w:pPr>
+        <w:ind w:firstLine="426"/>
+        <w:jc w:val="both"/>
+        <w:rPr>
+          <w:rFonts w:ascii="Times New Roman" w:eastAsiaTheme="minorEastAsia" w:hAnsi="Times New Roman" w:cs="Times New Roman"/>
+          <w:sz w:val="28"/>
+          <w:szCs w:val="28"/>
+        </w:rPr>
+      </w:pPr>
+      <w:r>
+        <w:rPr>
+          <w:rFonts w:ascii="Times New Roman" w:eastAsiaTheme="minorEastAsia" w:hAnsi="Times New Roman" w:cs="Times New Roman"/>
+          <w:sz w:val="28"/>
+          <w:szCs w:val="28"/>
+        </w:rPr>
+        <w:t>Процедура выставки возможна только при установке инерциального измерительного устройства на неподвижное основание. Выделяют два этапа выставки – в горизонт и в азимут.</w:t>
+      </w:r>
+    </w:p>
+    <w:p>
+      <w:pPr>
+        <w:ind w:firstLine="426"/>
+        <w:jc w:val="both"/>
+        <w:rPr>
+          <w:rFonts w:ascii="Times New Roman" w:eastAsiaTheme="minorEastAsia" w:hAnsi="Times New Roman" w:cs="Times New Roman"/>
+          <w:sz w:val="28"/>
+          <w:szCs w:val="28"/>
+        </w:rPr>
+      </w:pPr>
+      <w:r>
+        <w:rPr>
+          <w:rFonts w:ascii="Times New Roman" w:eastAsiaTheme="minorEastAsia" w:hAnsi="Times New Roman" w:cs="Times New Roman"/>
+          <w:sz w:val="28"/>
+          <w:szCs w:val="28"/>
+        </w:rPr>
+        <w:t>При вы</w:t>
+      </w:r>
+      <w:r>
+        <w:rPr>
+          <w:rFonts w:ascii="Times New Roman" w:eastAsiaTheme="minorEastAsia" w:hAnsi="Times New Roman" w:cs="Times New Roman"/>
+          <w:sz w:val="28"/>
+          <w:szCs w:val="28"/>
+        </w:rPr>
+        <w:t>ставке в горизонт снимается ненулевой сигнал с акселерометров. Этот сигнал обусловлен тем, что на оси акселерометров проецируется ускорение свободного падения, а также наличием ошибки смещения нуля.</w:t>
+      </w:r>
+    </w:p>
+    <w:p>
+      <w:pPr>
+        <w:ind w:firstLine="426"/>
+        <w:jc w:val="both"/>
+        <w:rPr>
+          <w:rFonts w:ascii="Times New Roman" w:eastAsiaTheme="minorEastAsia" w:hAnsi="Times New Roman" w:cs="Times New Roman"/>
+          <w:sz w:val="28"/>
+          <w:szCs w:val="28"/>
+        </w:rPr>
+      </w:pPr>
+      <w:r>
+        <w:rPr>
+          <w:rFonts w:ascii="Times New Roman" w:eastAsiaTheme="minorEastAsia" w:hAnsi="Times New Roman" w:cs="Times New Roman"/>
+          <w:sz w:val="28"/>
+          <w:szCs w:val="28"/>
+        </w:rPr>
+        <w:t xml:space="preserve">Процесс выставки в горизонт изображен на </w:t>
+      </w:r>
+      <w:r>
+        <w:rPr>
+          <w:rFonts w:ascii="Times New Roman" w:eastAsiaTheme="minorEastAsia" w:hAnsi="Times New Roman" w:cs="Times New Roman"/>
+          <w:color w:val="FF0000"/>
+          <w:sz w:val="28"/>
+          <w:szCs w:val="28"/>
+        </w:rPr>
+        <w:t xml:space="preserve">рисунке </w:t>
+      </w:r>
+      <w:r>
+        <w:rPr>
+          <w:rFonts w:ascii="Times New Roman" w:eastAsiaTheme="minorEastAsia" w:hAnsi="Times New Roman" w:cs="Times New Roman"/>
+          <w:color w:val="FF0000"/>
+          <w:sz w:val="28"/>
+          <w:szCs w:val="28"/>
+        </w:rPr>
+        <w:t>1.2</w:t>
+      </w:r>
+      <w:r>
+        <w:rPr>
+          <w:rFonts w:ascii="Times New Roman" w:eastAsiaTheme="minorEastAsia" w:hAnsi="Times New Roman" w:cs="Times New Roman"/>
+          <w:sz w:val="28"/>
+          <w:szCs w:val="28"/>
+        </w:rPr>
+        <w:t>. С измерительных осей акселерометров снимаются проекции ускорения свободного падения на оси связанной системы координат</w:t>
+      </w:r>
+      <w:r>
+        <w:rPr>
+          <w:rFonts w:ascii="Times New Roman" w:eastAsiaTheme="minorEastAsia" w:hAnsi="Times New Roman" w:cs="Times New Roman"/>
+          <w:sz w:val="28"/>
+          <w:szCs w:val="28"/>
+        </w:rPr>
+        <w:t>, наличие которых обусловлено погрешностью установки прибора.</w:t>
+      </w:r>
+    </w:p>
+    <w:p>
+      <w:pPr>
+        <w:ind w:firstLine="426"/>
+        <w:jc w:val="both"/>
+        <w:rPr>
+          <w:rFonts w:ascii="Times New Roman" w:eastAsiaTheme="minorEastAsia" w:hAnsi="Times New Roman" w:cs="Times New Roman"/>
+          <w:sz w:val="28"/>
+          <w:szCs w:val="28"/>
+        </w:rPr>
+      </w:pPr>
+      <w:r>
+        <w:rPr>
+          <w:rFonts w:ascii="Times New Roman" w:eastAsiaTheme="minorEastAsia" w:hAnsi="Times New Roman" w:cs="Times New Roman"/>
+          <w:sz w:val="28"/>
+          <w:szCs w:val="28"/>
+        </w:rPr>
+        <w:t>С учетом малости углов получаем:</w:t>
+      </w:r>
+    </w:p>
+    <w:p>
+      <w:pPr>
+        <w:ind w:firstLine="426"/>
+        <w:jc w:val="both"/>
+        <w:rPr>
+          <w:rFonts w:ascii="Times New Roman" w:eastAsiaTheme="minorEastAsia" w:hAnsi="Times New Roman" w:cs="Times New Roman"/>
+          <w:i/>
+          <w:sz w:val="28"/>
+          <w:szCs w:val="28"/>
+          <w:lang w:val="en-US"/>
         </w:rPr>
       </w:pPr>
       <m:oMathPara>
@@ -2132,23 +4300,94 @@
             <m:sSubPr>
               <m:ctrlPr>
                 <w:rPr>
-                  <w:rFonts w:ascii="Cambria Math" w:hAnsi="Cambria Math" w:cs="Times New Roman"/>
+                  <w:rFonts w:ascii="Cambria Math" w:eastAsiaTheme="minorEastAsia" w:hAnsi="Cambria Math" w:cs="Times New Roman"/>
                   <w:i/>
                   <w:sz w:val="28"/>
                   <w:szCs w:val="28"/>
                 </w:rPr>
               </m:ctrlPr>
             </m:sSubPr>
-            <m:e/>
-            <m:sub/>
+            <m:e>
+              <m:r>
+                <w:rPr>
+                  <w:rFonts w:ascii="Cambria Math" w:eastAsiaTheme="minorEastAsia" w:hAnsi="Cambria Math" w:cs="Times New Roman"/>
+                  <w:sz w:val="28"/>
+                  <w:szCs w:val="28"/>
+                </w:rPr>
+                <m:t>f</m:t>
+              </m:r>
+            </m:e>
+            <m:sub>
+              <m:r>
+                <w:rPr>
+                  <w:rFonts w:ascii="Cambria Math" w:eastAsiaTheme="minorEastAsia" w:hAnsi="Cambria Math" w:cs="Times New Roman"/>
+                  <w:sz w:val="28"/>
+                  <w:szCs w:val="28"/>
+                </w:rPr>
+                <m:t>Xb</m:t>
+              </m:r>
+            </m:sub>
           </m:sSub>
           <m:r>
             <w:rPr>
-              <w:rFonts w:ascii="Cambria Math" w:hAnsi="Cambria Math" w:cs="Times New Roman"/>
+              <w:rFonts w:ascii="Cambria Math" w:eastAsiaTheme="minorEastAsia" w:hAnsi="Cambria Math" w:cs="Times New Roman"/>
               <w:sz w:val="28"/>
               <w:szCs w:val="28"/>
             </w:rPr>
-            <m:t xml:space="preserve">= </m:t>
+            <m:t>=-</m:t>
+          </m:r>
+          <m:r>
+            <w:rPr>
+              <w:rFonts w:ascii="Cambria Math" w:eastAsiaTheme="minorEastAsia" w:hAnsi="Cambria Math" w:cs="Times New Roman"/>
+              <w:sz w:val="28"/>
+              <w:szCs w:val="28"/>
+              <w:lang w:val="en-US"/>
+            </w:rPr>
+            <m:t>g*</m:t>
+          </m:r>
+          <m:sSub>
+            <m:sSubPr>
+              <m:ctrlPr>
+                <w:rPr>
+                  <w:rFonts w:ascii="Cambria Math" w:eastAsiaTheme="minorEastAsia" w:hAnsi="Cambria Math" w:cs="Times New Roman"/>
+                  <w:i/>
+                  <w:sz w:val="28"/>
+                  <w:szCs w:val="28"/>
+                  <w:lang w:val="en-US"/>
+                </w:rPr>
+              </m:ctrlPr>
+            </m:sSubPr>
+            <m:e>
+              <m:r>
+                <w:rPr>
+                  <w:rFonts w:ascii="Cambria Math" w:eastAsiaTheme="minorEastAsia" w:hAnsi="Cambria Math" w:cs="Times New Roman"/>
+                  <w:sz w:val="28"/>
+                  <w:szCs w:val="28"/>
+                  <w:lang w:val="en-US"/>
+                </w:rPr>
+                <m:t>γ</m:t>
+              </m:r>
+            </m:e>
+            <m:sub>
+              <m:r>
+                <w:rPr>
+                  <w:rFonts w:ascii="Cambria Math" w:eastAsiaTheme="minorEastAsia" w:hAnsi="Cambria Math" w:cs="Times New Roman"/>
+                  <w:sz w:val="28"/>
+                  <w:szCs w:val="28"/>
+                  <w:lang w:val="en-US"/>
+                </w:rPr>
+                <m:t>0</m:t>
+              </m:r>
+            </m:sub>
+          </m:sSub>
+          <m:r>
+            <w:rPr>
+              <w:rFonts w:ascii="Cambria Math" w:eastAsiaTheme="minorEastAsia" w:hAnsi="Cambria Math" w:cs="Times New Roman"/>
+              <w:sz w:val="28"/>
+              <w:szCs w:val="28"/>
+              <w:lang w:val="en-US"/>
+            </w:rPr>
+            <m:t>;</m:t>
           </m:r>
         </m:oMath>
       </m:oMathPara>
@@ -2158,9 +4397,11 @@
         <w:ind w:firstLine="426"/>
         <w:jc w:val="both"/>
         <w:rPr>
-          <w:rFonts w:ascii="Times New Roman" w:hAnsi="Times New Roman" w:cs="Times New Roman"/>
-          <w:sz w:val="28"/>
-          <w:szCs w:val="28"/>
+          <w:rFonts w:ascii="Times New Roman" w:eastAsiaTheme="minorEastAsia" w:hAnsi="Times New Roman" w:cs="Times New Roman"/>
+          <w:i/>
+          <w:sz w:val="28"/>
+          <w:szCs w:val="28"/>
+          <w:lang w:val="en-US"/>
         </w:rPr>
       </w:pPr>
       <m:oMathPara>
@@ -2169,23 +4410,102 @@
             <m:sSubPr>
               <m:ctrlPr>
                 <w:rPr>
-                  <w:rFonts w:ascii="Cambria Math" w:hAnsi="Cambria Math" w:cs="Times New Roman"/>
+                  <w:rFonts w:ascii="Cambria Math" w:eastAsiaTheme="minorEastAsia" w:hAnsi="Cambria Math" w:cs="Times New Roman"/>
                   <w:i/>
                   <w:sz w:val="28"/>
                   <w:szCs w:val="28"/>
                 </w:rPr>
               </m:ctrlPr>
             </m:sSubPr>
-            <m:e/>
-            <m:sub/>
+            <m:e>
+              <m:r>
+                <w:rPr>
+                  <w:rFonts w:ascii="Cambria Math" w:eastAsiaTheme="minorEastAsia" w:hAnsi="Cambria Math" w:cs="Times New Roman"/>
+                  <w:sz w:val="28"/>
+                  <w:szCs w:val="28"/>
+                </w:rPr>
+                <m:t>f</m:t>
+              </m:r>
+            </m:e>
+            <m:sub>
+              <m:r>
+                <w:rPr>
+                  <w:rFonts w:ascii="Cambria Math" w:eastAsiaTheme="minorEastAsia" w:hAnsi="Cambria Math" w:cs="Times New Roman"/>
+                  <w:sz w:val="28"/>
+                  <w:szCs w:val="28"/>
+                </w:rPr>
+                <m:t>Y</m:t>
+              </m:r>
+              <m:r>
+                <w:rPr>
+                  <w:rFonts w:ascii="Cambria Math" w:eastAsiaTheme="minorEastAsia" w:hAnsi="Cambria Math" w:cs="Times New Roman"/>
+                  <w:sz w:val="28"/>
+                  <w:szCs w:val="28"/>
+                </w:rPr>
+                <m:t>b</m:t>
+              </m:r>
+            </m:sub>
           </m:sSub>
           <m:r>
             <w:rPr>
-              <w:rFonts w:ascii="Cambria Math" w:hAnsi="Cambria Math" w:cs="Times New Roman"/>
+              <w:rFonts w:ascii="Cambria Math" w:eastAsiaTheme="minorEastAsia" w:hAnsi="Cambria Math" w:cs="Times New Roman"/>
               <w:sz w:val="28"/>
               <w:szCs w:val="28"/>
             </w:rPr>
-            <m:t xml:space="preserve">= </m:t>
+            <m:t>=-</m:t>
+          </m:r>
+          <m:r>
+            <w:rPr>
+              <w:rFonts w:ascii="Cambria Math" w:eastAsiaTheme="minorEastAsia" w:hAnsi="Cambria Math" w:cs="Times New Roman"/>
+              <w:sz w:val="28"/>
+              <w:szCs w:val="28"/>
+              <w:lang w:val="en-US"/>
+            </w:rPr>
+            <m:t>g*</m:t>
+          </m:r>
+          <m:sSub>
+            <m:sSubPr>
+              <m:ctrlPr>
+                <w:rPr>
+                  <w:rFonts w:ascii="Cambria Math" w:eastAsiaTheme="minorEastAsia" w:hAnsi="Cambria Math" w:cs="Times New Roman"/>
+                  <w:i/>
+                  <w:sz w:val="28"/>
+                  <w:szCs w:val="28"/>
+                  <w:lang w:val="en-US"/>
+                </w:rPr>
+              </m:ctrlPr>
+            </m:sSubPr>
+            <m:e>
+              <m:r>
+                <w:rPr>
+                  <w:rFonts w:ascii="Cambria Math" w:eastAsiaTheme="minorEastAsia" w:hAnsi="Cambria Math" w:cs="Times New Roman"/>
+                  <w:sz w:val="28"/>
+                  <w:szCs w:val="28"/>
+                  <w:lang w:val="en-US"/>
+                </w:rPr>
+                <m:t>θ</m:t>
+              </m:r>
+            </m:e>
+            <m:sub>
+              <m:r>
+                <w:rPr>
+                  <w:rFonts w:ascii="Cambria Math" w:eastAsiaTheme="minorEastAsia" w:hAnsi="Cambria Math" w:cs="Times New Roman"/>
+                  <w:sz w:val="28"/>
+                  <w:szCs w:val="28"/>
+                  <w:lang w:val="en-US"/>
+                </w:rPr>
+                <m:t>0</m:t>
+              </m:r>
+            </m:sub>
+          </m:sSub>
+          <m:r>
+            <w:rPr>
+              <w:rFonts w:ascii="Cambria Math" w:eastAsiaTheme="minorEastAsia" w:hAnsi="Cambria Math" w:cs="Times New Roman"/>
+              <w:sz w:val="28"/>
+              <w:szCs w:val="28"/>
+              <w:lang w:val="en-US"/>
+            </w:rPr>
+            <m:t>.</m:t>
           </m:r>
         </m:oMath>
       </m:oMathPara>
@@ -2195,7 +4515,29 @@
         <w:ind w:firstLine="426"/>
         <w:jc w:val="both"/>
         <w:rPr>
-          <w:rFonts w:ascii="Times New Roman" w:hAnsi="Times New Roman" w:cs="Times New Roman"/>
+          <w:rFonts w:ascii="Times New Roman" w:eastAsiaTheme="minorEastAsia" w:hAnsi="Times New Roman" w:cs="Times New Roman"/>
+          <w:iCs/>
+          <w:sz w:val="28"/>
+          <w:szCs w:val="28"/>
+        </w:rPr>
+      </w:pPr>
+      <w:r>
+        <w:rPr>
+          <w:rFonts w:ascii="Times New Roman" w:eastAsiaTheme="minorEastAsia" w:hAnsi="Times New Roman" w:cs="Times New Roman"/>
+          <w:iCs/>
+          <w:sz w:val="28"/>
+          <w:szCs w:val="28"/>
+        </w:rPr>
+        <w:t>Учитывая ошибки акселерометров, получаем:</w:t>
+      </w:r>
+    </w:p>
+    <w:p>
+      <w:pPr>
+        <w:ind w:firstLine="426"/>
+        <w:jc w:val="both"/>
+        <w:rPr>
+          <w:rFonts w:ascii="Times New Roman" w:eastAsiaTheme="minorEastAsia" w:hAnsi="Times New Roman" w:cs="Times New Roman"/>
+          <w:iCs/>
           <w:sz w:val="28"/>
           <w:szCs w:val="28"/>
         </w:rPr>
@@ -2206,26 +4548,580 @@
             <m:sSubPr>
               <m:ctrlPr>
                 <w:rPr>
-                  <w:rFonts w:ascii="Cambria Math" w:hAnsi="Cambria Math" w:cs="Times New Roman"/>
+                  <w:rFonts w:ascii="Cambria Math" w:eastAsiaTheme="minorEastAsia" w:hAnsi="Cambria Math" w:cs="Times New Roman"/>
                   <w:i/>
                   <w:sz w:val="28"/>
                   <w:szCs w:val="28"/>
                 </w:rPr>
               </m:ctrlPr>
             </m:sSubPr>
-            <m:e/>
-            <m:sub/>
+            <m:e>
+              <m:r>
+                <w:rPr>
+                  <w:rFonts w:ascii="Cambria Math" w:eastAsiaTheme="minorEastAsia" w:hAnsi="Cambria Math" w:cs="Times New Roman"/>
+                  <w:sz w:val="28"/>
+                  <w:szCs w:val="28"/>
+                </w:rPr>
+                <m:t>f</m:t>
+              </m:r>
+            </m:e>
+            <m:sub>
+              <m:r>
+                <w:rPr>
+                  <w:rFonts w:ascii="Cambria Math" w:eastAsiaTheme="minorEastAsia" w:hAnsi="Cambria Math" w:cs="Times New Roman"/>
+                  <w:sz w:val="28"/>
+                  <w:szCs w:val="28"/>
+                </w:rPr>
+                <m:t>Xb</m:t>
+              </m:r>
+            </m:sub>
           </m:sSub>
           <m:r>
             <w:rPr>
-              <w:rFonts w:ascii="Cambria Math" w:hAnsi="Cambria Math" w:cs="Times New Roman"/>
+              <w:rFonts w:ascii="Cambria Math" w:eastAsiaTheme="minorEastAsia" w:hAnsi="Cambria Math" w:cs="Times New Roman"/>
               <w:sz w:val="28"/>
               <w:szCs w:val="28"/>
             </w:rPr>
-            <m:t xml:space="preserve">= </m:t>
+            <m:t>=-</m:t>
+          </m:r>
+          <m:r>
+            <w:rPr>
+              <w:rFonts w:ascii="Cambria Math" w:eastAsiaTheme="minorEastAsia" w:hAnsi="Cambria Math" w:cs="Times New Roman"/>
+              <w:sz w:val="28"/>
+              <w:szCs w:val="28"/>
+              <w:lang w:val="en-US"/>
+            </w:rPr>
+            <m:t>g*</m:t>
+          </m:r>
+          <m:sSub>
+            <m:sSubPr>
+              <m:ctrlPr>
+                <w:rPr>
+                  <w:rFonts w:ascii="Cambria Math" w:eastAsiaTheme="minorEastAsia" w:hAnsi="Cambria Math" w:cs="Times New Roman"/>
+                  <w:i/>
+                  <w:sz w:val="28"/>
+                  <w:szCs w:val="28"/>
+                  <w:lang w:val="en-US"/>
+                </w:rPr>
+              </m:ctrlPr>
+            </m:sSubPr>
+            <m:e>
+              <m:r>
+                <w:rPr>
+                  <w:rFonts w:ascii="Cambria Math" w:eastAsiaTheme="minorEastAsia" w:hAnsi="Cambria Math" w:cs="Times New Roman"/>
+                  <w:sz w:val="28"/>
+                  <w:szCs w:val="28"/>
+                  <w:lang w:val="en-US"/>
+                </w:rPr>
+                <m:t>γ</m:t>
+              </m:r>
+            </m:e>
+            <m:sub>
+              <m:r>
+                <w:rPr>
+                  <w:rFonts w:ascii="Cambria Math" w:eastAsiaTheme="minorEastAsia" w:hAnsi="Cambria Math" w:cs="Times New Roman"/>
+                  <w:sz w:val="28"/>
+                  <w:szCs w:val="28"/>
+                  <w:lang w:val="en-US"/>
+                </w:rPr>
+                <m:t>0</m:t>
+              </m:r>
+            </m:sub>
+          </m:sSub>
+          <m:r>
+            <w:rPr>
+              <w:rFonts w:ascii="Cambria Math" w:eastAsiaTheme="minorEastAsia" w:hAnsi="Cambria Math" w:cs="Times New Roman"/>
+              <w:sz w:val="28"/>
+              <w:szCs w:val="28"/>
+              <w:lang w:val="en-US"/>
+            </w:rPr>
+            <m:t>+</m:t>
+          </m:r>
+          <m:sSub>
+            <m:sSubPr>
+              <m:ctrlPr>
+                <w:rPr>
+                  <w:rFonts w:ascii="Cambria Math" w:eastAsiaTheme="minorEastAsia" w:hAnsi="Cambria Math" w:cs="Times New Roman"/>
+                  <w:i/>
+                  <w:sz w:val="28"/>
+                  <w:szCs w:val="28"/>
+                  <w:lang w:val="en-US"/>
+                </w:rPr>
+              </m:ctrlPr>
+            </m:sSubPr>
+            <m:e>
+              <m:r>
+                <w:rPr>
+                  <w:rFonts w:ascii="Cambria Math" w:eastAsiaTheme="minorEastAsia" w:hAnsi="Cambria Math" w:cs="Times New Roman"/>
+                  <w:sz w:val="28"/>
+                  <w:szCs w:val="28"/>
+                  <w:lang w:val="en-US"/>
+                </w:rPr>
+                <m:t>B</m:t>
+              </m:r>
+            </m:e>
+            <m:sub>
+              <m:r>
+                <w:rPr>
+                  <w:rFonts w:ascii="Cambria Math" w:eastAsiaTheme="minorEastAsia" w:hAnsi="Cambria Math" w:cs="Times New Roman"/>
+                  <w:sz w:val="28"/>
+                  <w:szCs w:val="28"/>
+                  <w:lang w:val="en-US"/>
+                </w:rPr>
+                <m:t>Xb</m:t>
+              </m:r>
+            </m:sub>
+          </m:sSub>
+          <m:r>
+            <w:rPr>
+              <w:rFonts w:ascii="Cambria Math" w:eastAsiaTheme="minorEastAsia" w:hAnsi="Cambria Math" w:cs="Times New Roman"/>
+              <w:sz w:val="28"/>
+              <w:szCs w:val="28"/>
+              <w:lang w:val="en-US"/>
+            </w:rPr>
+            <m:t>;</m:t>
           </m:r>
         </m:oMath>
       </m:oMathPara>
+    </w:p>
+    <w:p>
+      <w:pPr>
+        <w:ind w:firstLine="426"/>
+        <w:jc w:val="both"/>
+        <w:rPr>
+          <w:rFonts w:ascii="Times New Roman" w:eastAsiaTheme="minorEastAsia" w:hAnsi="Times New Roman" w:cs="Times New Roman"/>
+          <w:sz w:val="28"/>
+          <w:szCs w:val="28"/>
+        </w:rPr>
+      </w:pPr>
+      <m:oMathPara>
+        <m:oMath>
+          <m:sSub>
+            <m:sSubPr>
+              <m:ctrlPr>
+                <w:rPr>
+                  <w:rFonts w:ascii="Cambria Math" w:eastAsiaTheme="minorEastAsia" w:hAnsi="Cambria Math" w:cs="Times New Roman"/>
+                  <w:i/>
+                  <w:sz w:val="28"/>
+                  <w:szCs w:val="28"/>
+                </w:rPr>
+              </m:ctrlPr>
+            </m:sSubPr>
+            <m:e>
+              <m:r>
+                <w:rPr>
+                  <w:rFonts w:ascii="Cambria Math" w:eastAsiaTheme="minorEastAsia" w:hAnsi="Cambria Math" w:cs="Times New Roman"/>
+                  <w:sz w:val="28"/>
+                  <w:szCs w:val="28"/>
+                </w:rPr>
+                <m:t>f</m:t>
+              </m:r>
+            </m:e>
+            <m:sub>
+              <m:r>
+                <w:rPr>
+                  <w:rFonts w:ascii="Cambria Math" w:eastAsiaTheme="minorEastAsia" w:hAnsi="Cambria Math" w:cs="Times New Roman"/>
+                  <w:sz w:val="28"/>
+                  <w:szCs w:val="28"/>
+                </w:rPr>
+                <m:t>Yb</m:t>
+              </m:r>
+            </m:sub>
+          </m:sSub>
+          <m:r>
+            <w:rPr>
+              <w:rFonts w:ascii="Cambria Math" w:eastAsiaTheme="minorEastAsia" w:hAnsi="Cambria Math" w:cs="Times New Roman"/>
+              <w:sz w:val="28"/>
+              <w:szCs w:val="28"/>
+            </w:rPr>
+            <m:t>=-</m:t>
+          </m:r>
+          <m:r>
+            <w:rPr>
+              <w:rFonts w:ascii="Cambria Math" w:eastAsiaTheme="minorEastAsia" w:hAnsi="Cambria Math" w:cs="Times New Roman"/>
+              <w:sz w:val="28"/>
+              <w:szCs w:val="28"/>
+              <w:lang w:val="en-US"/>
+            </w:rPr>
+            <m:t>g*</m:t>
+          </m:r>
+          <m:sSub>
+            <m:sSubPr>
+              <m:ctrlPr>
+                <w:rPr>
+                  <w:rFonts w:ascii="Cambria Math" w:eastAsiaTheme="minorEastAsia" w:hAnsi="Cambria Math" w:cs="Times New Roman"/>
+                  <w:i/>
+                  <w:sz w:val="28"/>
+                  <w:szCs w:val="28"/>
+                  <w:lang w:val="en-US"/>
+                </w:rPr>
+              </m:ctrlPr>
+            </m:sSubPr>
+            <m:e>
+              <m:r>
+                <w:rPr>
+                  <w:rFonts w:ascii="Cambria Math" w:eastAsiaTheme="minorEastAsia" w:hAnsi="Cambria Math" w:cs="Times New Roman"/>
+                  <w:sz w:val="28"/>
+                  <w:szCs w:val="28"/>
+                  <w:lang w:val="en-US"/>
+                </w:rPr>
+                <m:t>θ</m:t>
+              </m:r>
+            </m:e>
+            <m:sub>
+              <m:r>
+                <w:rPr>
+                  <w:rFonts w:ascii="Cambria Math" w:eastAsiaTheme="minorEastAsia" w:hAnsi="Cambria Math" w:cs="Times New Roman"/>
+                  <w:sz w:val="28"/>
+                  <w:szCs w:val="28"/>
+                  <w:lang w:val="en-US"/>
+                </w:rPr>
+                <m:t>0</m:t>
+              </m:r>
+            </m:sub>
+          </m:sSub>
+          <m:r>
+            <w:rPr>
+              <w:rFonts w:ascii="Cambria Math" w:eastAsiaTheme="minorEastAsia" w:hAnsi="Cambria Math" w:cs="Times New Roman"/>
+              <w:sz w:val="28"/>
+              <w:szCs w:val="28"/>
+              <w:lang w:val="en-US"/>
+            </w:rPr>
+            <m:t>+</m:t>
+          </m:r>
+          <m:sSub>
+            <m:sSubPr>
+              <m:ctrlPr>
+                <w:rPr>
+                  <w:rFonts w:ascii="Cambria Math" w:eastAsiaTheme="minorEastAsia" w:hAnsi="Cambria Math" w:cs="Times New Roman"/>
+                  <w:i/>
+                  <w:sz w:val="28"/>
+                  <w:szCs w:val="28"/>
+                  <w:lang w:val="en-US"/>
+                </w:rPr>
+              </m:ctrlPr>
+            </m:sSubPr>
+            <m:e>
+              <m:r>
+                <w:rPr>
+                  <w:rFonts w:ascii="Cambria Math" w:eastAsiaTheme="minorEastAsia" w:hAnsi="Cambria Math" w:cs="Times New Roman"/>
+                  <w:sz w:val="28"/>
+                  <w:szCs w:val="28"/>
+                  <w:lang w:val="en-US"/>
+                </w:rPr>
+                <m:t>B</m:t>
+              </m:r>
+            </m:e>
+            <m:sub>
+              <m:r>
+                <w:rPr>
+                  <w:rFonts w:ascii="Cambria Math" w:eastAsiaTheme="minorEastAsia" w:hAnsi="Cambria Math" w:cs="Times New Roman"/>
+                  <w:sz w:val="28"/>
+                  <w:szCs w:val="28"/>
+                  <w:lang w:val="en-US"/>
+                </w:rPr>
+                <m:t>Yb</m:t>
+              </m:r>
+            </m:sub>
+          </m:sSub>
+          <m:r>
+            <w:rPr>
+              <w:rFonts w:ascii="Cambria Math" w:eastAsiaTheme="minorEastAsia" w:hAnsi="Cambria Math" w:cs="Times New Roman"/>
+              <w:sz w:val="28"/>
+              <w:szCs w:val="28"/>
+              <w:lang w:val="en-US"/>
+            </w:rPr>
+            <m:t>.</m:t>
+          </m:r>
+        </m:oMath>
+      </m:oMathPara>
+    </w:p>
+    <w:p>
+      <w:pPr>
+        <w:ind w:firstLine="426"/>
+        <w:jc w:val="both"/>
+        <w:rPr>
+          <w:rFonts w:ascii="Times New Roman" w:eastAsiaTheme="minorEastAsia" w:hAnsi="Times New Roman" w:cs="Times New Roman"/>
+          <w:sz w:val="28"/>
+          <w:szCs w:val="28"/>
+        </w:rPr>
+      </w:pPr>
+      <w:r>
+        <w:rPr>
+          <w:rFonts w:ascii="Times New Roman" w:eastAsiaTheme="minorEastAsia" w:hAnsi="Times New Roman" w:cs="Times New Roman"/>
+          <w:sz w:val="28"/>
+          <w:szCs w:val="28"/>
+        </w:rPr>
+        <w:t xml:space="preserve">Где </w:t>
+      </w:r>
+      <m:oMath>
+        <m:sSub>
+          <m:sSubPr>
+            <m:ctrlPr>
+              <w:rPr>
+                <w:rFonts w:ascii="Cambria Math" w:eastAsiaTheme="minorEastAsia" w:hAnsi="Cambria Math" w:cs="Times New Roman"/>
+                <w:i/>
+                <w:sz w:val="28"/>
+                <w:szCs w:val="28"/>
+                <w:lang w:val="en-US"/>
+              </w:rPr>
+            </m:ctrlPr>
+          </m:sSubPr>
+          <m:e>
+            <m:r>
+              <w:rPr>
+                <w:rFonts w:ascii="Cambria Math" w:eastAsiaTheme="minorEastAsia" w:hAnsi="Cambria Math" w:cs="Times New Roman"/>
+                <w:sz w:val="28"/>
+                <w:szCs w:val="28"/>
+                <w:lang w:val="en-US"/>
+              </w:rPr>
+              <m:t>B</m:t>
+            </m:r>
+          </m:e>
+          <m:sub>
+            <m:r>
+              <w:rPr>
+                <w:rFonts w:ascii="Cambria Math" w:eastAsiaTheme="minorEastAsia" w:hAnsi="Cambria Math" w:cs="Times New Roman"/>
+                <w:sz w:val="28"/>
+                <w:szCs w:val="28"/>
+                <w:lang w:val="en-US"/>
+              </w:rPr>
+              <m:t>Xb</m:t>
+            </m:r>
+          </m:sub>
+        </m:sSub>
+        <m:r>
+          <w:rPr>
+            <w:rFonts w:ascii="Cambria Math" w:eastAsiaTheme="minorEastAsia" w:hAnsi="Cambria Math" w:cs="Times New Roman"/>
+            <w:sz w:val="28"/>
+            <w:szCs w:val="28"/>
+          </w:rPr>
+          <m:t xml:space="preserve"> и </m:t>
+        </m:r>
+        <m:sSub>
+          <m:sSubPr>
+            <m:ctrlPr>
+              <w:rPr>
+                <w:rFonts w:ascii="Cambria Math" w:eastAsiaTheme="minorEastAsia" w:hAnsi="Cambria Math" w:cs="Times New Roman"/>
+                <w:i/>
+                <w:sz w:val="28"/>
+                <w:szCs w:val="28"/>
+                <w:lang w:val="en-US"/>
+              </w:rPr>
+            </m:ctrlPr>
+          </m:sSubPr>
+          <m:e>
+            <m:r>
+              <w:rPr>
+                <w:rFonts w:ascii="Cambria Math" w:eastAsiaTheme="minorEastAsia" w:hAnsi="Cambria Math" w:cs="Times New Roman"/>
+                <w:sz w:val="28"/>
+                <w:szCs w:val="28"/>
+                <w:lang w:val="en-US"/>
+              </w:rPr>
+              <m:t>B</m:t>
+            </m:r>
+          </m:e>
+          <m:sub>
+            <m:r>
+              <w:rPr>
+                <w:rFonts w:ascii="Cambria Math" w:eastAsiaTheme="minorEastAsia" w:hAnsi="Cambria Math" w:cs="Times New Roman"/>
+                <w:sz w:val="28"/>
+                <w:szCs w:val="28"/>
+                <w:lang w:val="en-US"/>
+              </w:rPr>
+              <m:t>Y</m:t>
+            </m:r>
+            <m:r>
+              <w:rPr>
+                <w:rFonts w:ascii="Cambria Math" w:eastAsiaTheme="minorEastAsia" w:hAnsi="Cambria Math" w:cs="Times New Roman"/>
+                <w:sz w:val="28"/>
+                <w:szCs w:val="28"/>
+                <w:lang w:val="en-US"/>
+              </w:rPr>
+              <m:t>b</m:t>
+            </m:r>
+          </m:sub>
+        </m:sSub>
+      </m:oMath>
+      <w:r>
+        <w:rPr>
+          <w:rFonts w:ascii="Times New Roman" w:eastAsiaTheme="minorEastAsia" w:hAnsi="Times New Roman" w:cs="Times New Roman"/>
+          <w:sz w:val="28"/>
+          <w:szCs w:val="28"/>
+        </w:rPr>
+        <w:t xml:space="preserve"> – </w:t>
+      </w:r>
+      <w:r>
+        <w:rPr>
+          <w:rFonts w:ascii="Times New Roman" w:eastAsiaTheme="minorEastAsia" w:hAnsi="Times New Roman" w:cs="Times New Roman"/>
+          <w:sz w:val="28"/>
+          <w:szCs w:val="28"/>
+        </w:rPr>
+        <w:t xml:space="preserve">смещение нулей акселерометров, измерительные оси которых совпадают с осями связанной системы координат </w:t>
+      </w:r>
+      <w:r>
+        <w:rPr>
+          <w:rFonts w:ascii="Times New Roman" w:eastAsiaTheme="minorEastAsia" w:hAnsi="Times New Roman" w:cs="Times New Roman"/>
+          <w:sz w:val="28"/>
+          <w:szCs w:val="28"/>
+          <w:lang w:val="en-US"/>
+        </w:rPr>
+        <w:t>X</w:t>
+      </w:r>
+      <w:r>
+        <w:rPr>
+          <w:rFonts w:ascii="Times New Roman" w:eastAsiaTheme="minorEastAsia" w:hAnsi="Times New Roman" w:cs="Times New Roman"/>
+          <w:sz w:val="28"/>
+          <w:szCs w:val="28"/>
+        </w:rPr>
+        <w:t xml:space="preserve"> </w:t>
+      </w:r>
+      <w:r>
+        <w:rPr>
+          <w:rFonts w:ascii="Times New Roman" w:eastAsiaTheme="minorEastAsia" w:hAnsi="Times New Roman" w:cs="Times New Roman"/>
+          <w:sz w:val="28"/>
+          <w:szCs w:val="28"/>
+        </w:rPr>
+        <w:t xml:space="preserve">и </w:t>
+      </w:r>
+      <w:r>
+        <w:rPr>
+          <w:rFonts w:ascii="Times New Roman" w:eastAsiaTheme="minorEastAsia" w:hAnsi="Times New Roman" w:cs="Times New Roman"/>
+          <w:sz w:val="28"/>
+          <w:szCs w:val="28"/>
+          <w:lang w:val="en-US"/>
+        </w:rPr>
+        <w:t>Y</w:t>
+      </w:r>
+      <w:r>
+        <w:rPr>
+          <w:rFonts w:ascii="Times New Roman" w:eastAsiaTheme="minorEastAsia" w:hAnsi="Times New Roman" w:cs="Times New Roman"/>
+          <w:sz w:val="28"/>
+          <w:szCs w:val="28"/>
+        </w:rPr>
+        <w:t xml:space="preserve"> </w:t>
+      </w:r>
+      <w:r>
+        <w:rPr>
+          <w:rFonts w:ascii="Times New Roman" w:eastAsiaTheme="minorEastAsia" w:hAnsi="Times New Roman" w:cs="Times New Roman"/>
+          <w:sz w:val="28"/>
+          <w:szCs w:val="28"/>
+        </w:rPr>
+        <w:t>соответственно.</w:t>
+      </w:r>
+    </w:p>
+    <w:p>
+      <w:pPr>
+        <w:jc w:val="both"/>
+        <w:rPr>
+          <w:rFonts w:ascii="Times New Roman" w:eastAsiaTheme="minorEastAsia" w:hAnsi="Times New Roman" w:cs="Times New Roman"/>
+          <w:sz w:val="28"/>
+          <w:szCs w:val="28"/>
+        </w:rPr>
+      </w:pPr>
+      <w:r>
+        <w:rPr>
+          <w:rFonts w:ascii="Times New Roman" w:eastAsiaTheme="minorEastAsia" w:hAnsi="Times New Roman" w:cs="Times New Roman"/>
+          <w:sz w:val="28"/>
+          <w:szCs w:val="28"/>
+        </w:rPr>
+        <w:drawing>
+          <wp:inline distT="0" distB="0" distL="0" distR="0" wp14:anchorId="5B0ADA2B" wp14:editId="57790E7E">
+            <wp:extent cx="5940425" cy="1781175"/>
+            <wp:effectExtent l="0" t="0" r="3175" b="9525"/>
+            <wp:docPr id="1" name="Рисунок 1"/>
+            <wp:cNvGraphicFramePr>
+              <a:graphicFrameLocks xmlns:a="http://schemas.openxmlformats.org/drawingml/2006/main" noChangeAspect="1"/>
+            </wp:cNvGraphicFramePr>
+            <a:graphic xmlns:a="http://schemas.openxmlformats.org/drawingml/2006/main">
+              <a:graphicData uri="http://schemas.openxmlformats.org/drawingml/2006/picture">
+                <pic:pic xmlns:pic="http://schemas.openxmlformats.org/drawingml/2006/picture">
+                  <pic:nvPicPr>
+                    <pic:cNvPr id="1" name=""/>
+                    <pic:cNvPicPr/>
+                  </pic:nvPicPr>
+                  <pic:blipFill>
+                    <a:blip r:embed="rId5"/>
+                    <a:stretch>
+                      <a:fillRect/>
+                    </a:stretch>
+                  </pic:blipFill>
+                  <pic:spPr>
+                    <a:xfrm>
+                      <a:off x="0" y="0"/>
+                      <a:ext cx="5940425" cy="1781175"/>
+                    </a:xfrm>
+                    <a:prstGeom prst="rect">
+                      <a:avLst/>
+                    </a:prstGeom>
+                  </pic:spPr>
+                </pic:pic>
+              </a:graphicData>
+            </a:graphic>
+          </wp:inline>
+        </w:drawing>
+      </w:r>
+    </w:p>
+    <w:p>
+      <w:pPr>
+        <w:jc w:val="center"/>
+        <w:rPr>
+          <w:rFonts w:ascii="Times New Roman" w:eastAsiaTheme="minorEastAsia" w:hAnsi="Times New Roman" w:cs="Times New Roman"/>
+          <w:sz w:val="28"/>
+          <w:szCs w:val="28"/>
+        </w:rPr>
+      </w:pPr>
+      <w:r>
+        <w:rPr>
+          <w:rFonts w:ascii="Times New Roman" w:eastAsiaTheme="minorEastAsia" w:hAnsi="Times New Roman" w:cs="Times New Roman"/>
+          <w:sz w:val="28"/>
+          <w:szCs w:val="28"/>
+        </w:rPr>
+        <w:t>Рисунок 1.2. Выставка в горизонт</w:t>
+      </w:r>
+    </w:p>
+    <w:p>
+      <w:pPr>
+        <w:ind w:firstLine="426"/>
+        <w:jc w:val="both"/>
+        <w:rPr>
+          <w:rFonts w:ascii="Times New Roman" w:eastAsiaTheme="minorEastAsia" w:hAnsi="Times New Roman" w:cs="Times New Roman"/>
+          <w:b/>
+          <w:bCs/>
+          <w:sz w:val="28"/>
+          <w:szCs w:val="28"/>
+        </w:rPr>
+      </w:pPr>
+    </w:p>
+    <w:p>
+      <w:pPr>
+        <w:ind w:firstLine="426"/>
+        <w:jc w:val="both"/>
+        <w:rPr>
+          <w:rFonts w:ascii="Times New Roman" w:eastAsiaTheme="minorEastAsia" w:hAnsi="Times New Roman" w:cs="Times New Roman"/>
+          <w:sz w:val="28"/>
+          <w:szCs w:val="28"/>
+        </w:rPr>
+      </w:pPr>
+    </w:p>
+    <w:p>
+      <w:pPr>
+        <w:ind w:firstLine="426"/>
+        <w:jc w:val="both"/>
+        <w:rPr>
+          <w:rFonts w:ascii="Times New Roman" w:hAnsi="Times New Roman" w:cs="Times New Roman"/>
+          <w:sz w:val="28"/>
+          <w:szCs w:val="28"/>
+        </w:rPr>
+      </w:pPr>
+      <w:r>
+        <w:rPr>
+          <w:rFonts w:ascii="Times New Roman" w:eastAsiaTheme="minorEastAsia" w:hAnsi="Times New Roman" w:cs="Times New Roman"/>
+          <w:sz w:val="28"/>
+          <w:szCs w:val="28"/>
+        </w:rPr>
+        <w:t xml:space="preserve"> </w:t>
+      </w:r>
     </w:p>
     <w:p>
       <w:pPr>
@@ -2249,7 +5145,7 @@
 </file>
 
 <file path=word/numbering.xml><?xml version="1.0" encoding="utf-8"?>
-<w:numbering xmlns:wpc="http://schemas.microsoft.com/office/word/2010/wordprocessingCanvas" xmlns:cx="http://schemas.microsoft.com/office/drawing/2014/chartex" xmlns:mc="http://schemas.openxmlformats.org/markup-compatibility/2006" xmlns:o="urn:schemas-microsoft-com:office:office" xmlns:r="http://schemas.openxmlformats.org/officeDocument/2006/relationships" xmlns:m="http://schemas.openxmlformats.org/officeDocument/2006/math" xmlns:v="urn:schemas-microsoft-com:vml" xmlns:wp14="http://schemas.microsoft.com/office/word/2010/wordprocessingDrawing" xmlns:wp="http://schemas.openxmlformats.org/drawingml/2006/wordprocessingDrawing" xmlns:w10="urn:schemas-microsoft-com:office:word" xmlns:w="http://schemas.openxmlformats.org/wordprocessingml/2006/main" xmlns:w14="http://schemas.microsoft.com/office/word/2010/wordml" xmlns:w15="http://schemas.microsoft.com/office/word/2012/wordml" xmlns:w16se="http://schemas.microsoft.com/office/word/2015/wordml/symex" xmlns:wpg="http://schemas.microsoft.com/office/word/2010/wordprocessingGroup" xmlns:wpi="http://schemas.microsoft.com/office/word/2010/wordprocessingInk" xmlns:wne="http://schemas.microsoft.com/office/word/2006/wordml" xmlns:wps="http://schemas.microsoft.com/office/word/2010/wordprocessingShape" mc:Ignorable="w14 w15 w16se wp14">
+<w:numbering xmlns:wpc="http://schemas.microsoft.com/office/word/2010/wordprocessingCanvas" xmlns:cx="http://schemas.microsoft.com/office/drawing/2014/chartex" xmlns:cx1="http://schemas.microsoft.com/office/drawing/2015/9/8/chartex" xmlns:cx2="http://schemas.microsoft.com/office/drawing/2015/10/21/chartex" xmlns:cx3="http://schemas.microsoft.com/office/drawing/2016/5/9/chartex" xmlns:cx4="http://schemas.microsoft.com/office/drawing/2016/5/10/chartex" xmlns:cx5="http://schemas.microsoft.com/office/drawing/2016/5/11/chartex" xmlns:cx6="http://schemas.microsoft.com/office/drawing/2016/5/12/chartex" xmlns:cx7="http://schemas.microsoft.com/office/drawing/2016/5/13/chartex" xmlns:cx8="http://schemas.microsoft.com/office/drawing/2016/5/14/chartex" xmlns:mc="http://schemas.openxmlformats.org/markup-compatibility/2006" xmlns:aink="http://schemas.microsoft.com/office/drawing/2016/ink" xmlns:am3d="http://schemas.microsoft.com/office/drawing/2017/model3d" xmlns:o="urn:schemas-microsoft-com:office:office" xmlns:r="http://schemas.openxmlformats.org/officeDocument/2006/relationships" xmlns:m="http://schemas.openxmlformats.org/officeDocument/2006/math" xmlns:v="urn:schemas-microsoft-com:vml" xmlns:wp14="http://schemas.microsoft.com/office/word/2010/wordprocessingDrawing" xmlns:wp="http://schemas.openxmlformats.org/drawingml/2006/wordprocessingDrawing" xmlns:w10="urn:schemas-microsoft-com:office:word" xmlns:w="http://schemas.openxmlformats.org/wordprocessingml/2006/main" xmlns:w14="http://schemas.microsoft.com/office/word/2010/wordml" xmlns:w15="http://schemas.microsoft.com/office/word/2012/wordml" xmlns:w16cex="http://schemas.microsoft.com/office/word/2018/wordml/cex" xmlns:w16cid="http://schemas.microsoft.com/office/word/2016/wordml/cid" xmlns:w16="http://schemas.microsoft.com/office/word/2018/wordml" xmlns:w16sdtdh="http://schemas.microsoft.com/office/word/2020/wordml/sdtdatahash" xmlns:w16se="http://schemas.microsoft.com/office/word/2015/wordml/symex" xmlns:wpg="http://schemas.microsoft.com/office/word/2010/wordprocessingGroup" xmlns:wpi="http://schemas.microsoft.com/office/word/2010/wordprocessingInk" xmlns:wne="http://schemas.microsoft.com/office/word/2006/wordml" xmlns:wps="http://schemas.microsoft.com/office/word/2010/wordprocessingShape" mc:Ignorable="w14 w15 w16se w16cid w16 w16cex w16sdtdh wp14">
   <w:abstractNum w:abstractNumId="0" w15:restartNumberingAfterBreak="0">
     <w:nsid w:val="08402E6D"/>
     <w:multiLevelType w:val="hybridMultilevel"/>
@@ -2622,7 +5518,7 @@
 </file>
 
 <file path=word/styles.xml><?xml version="1.0" encoding="utf-8"?>
-<w:styles xmlns:mc="http://schemas.openxmlformats.org/markup-compatibility/2006" xmlns:r="http://schemas.openxmlformats.org/officeDocument/2006/relationships" xmlns:w="http://schemas.openxmlformats.org/wordprocessingml/2006/main" xmlns:w14="http://schemas.microsoft.com/office/word/2010/wordml" xmlns:w15="http://schemas.microsoft.com/office/word/2012/wordml" xmlns:w16se="http://schemas.microsoft.com/office/word/2015/wordml/symex" mc:Ignorable="w14 w15 w16se">
+<w:styles xmlns:mc="http://schemas.openxmlformats.org/markup-compatibility/2006" xmlns:r="http://schemas.openxmlformats.org/officeDocument/2006/relationships" xmlns:w="http://schemas.openxmlformats.org/wordprocessingml/2006/main" xmlns:w14="http://schemas.microsoft.com/office/word/2010/wordml" xmlns:w15="http://schemas.microsoft.com/office/word/2012/wordml" xmlns:w16cex="http://schemas.microsoft.com/office/word/2018/wordml/cex" xmlns:w16cid="http://schemas.microsoft.com/office/word/2016/wordml/cid" xmlns:w16="http://schemas.microsoft.com/office/word/2018/wordml" xmlns:w16sdtdh="http://schemas.microsoft.com/office/word/2020/wordml/sdtdatahash" xmlns:w16se="http://schemas.microsoft.com/office/word/2015/wordml/symex" mc:Ignorable="w14 w15 w16se w16cid w16 w16cex w16sdtdh">
   <w:docDefaults>
     <w:rPrDefault>
       <w:rPr>
@@ -2638,7 +5534,7 @@
       </w:pPr>
     </w:pPrDefault>
   </w:docDefaults>
-  <w:latentStyles w:defLockedState="0" w:defUIPriority="99" w:defSemiHidden="0" w:defUnhideWhenUsed="0" w:defQFormat="0" w:count="371">
+  <w:latentStyles w:defLockedState="0" w:defUIPriority="99" w:defSemiHidden="0" w:defUnhideWhenUsed="0" w:defQFormat="0" w:count="376">
     <w:lsdException w:name="Normal" w:uiPriority="0" w:qFormat="1"/>
     <w:lsdException w:name="heading 1" w:uiPriority="9" w:qFormat="1"/>
     <w:lsdException w:name="heading 2" w:semiHidden="1" w:uiPriority="9" w:unhideWhenUsed="1" w:qFormat="1"/>
@@ -2744,7 +5640,6 @@
     <w:lsdException w:name="HTML Sample" w:semiHidden="1" w:unhideWhenUsed="1"/>
     <w:lsdException w:name="HTML Typewriter" w:semiHidden="1" w:unhideWhenUsed="1"/>
     <w:lsdException w:name="HTML Variable" w:semiHidden="1" w:unhideWhenUsed="1"/>
-    <w:lsdException w:name="Normal Table" w:semiHidden="1" w:unhideWhenUsed="1"/>
     <w:lsdException w:name="annotation subject" w:semiHidden="1" w:unhideWhenUsed="1"/>
     <w:lsdException w:name="No List" w:semiHidden="1" w:unhideWhenUsed="1"/>
     <w:lsdException w:name="Outline List 1" w:semiHidden="1" w:unhideWhenUsed="1"/>
@@ -2787,11 +5682,8 @@
     <w:lsdException w:name="Table Contemporary" w:semiHidden="1" w:unhideWhenUsed="1"/>
     <w:lsdException w:name="Table Elegant" w:semiHidden="1" w:unhideWhenUsed="1"/>
     <w:lsdException w:name="Table Professional" w:semiHidden="1" w:unhideWhenUsed="1"/>
-    <w:lsdException w:name="Table Subtle 1" w:semiHidden="1" w:unhideWhenUsed="1"/>
     <w:lsdException w:name="Table Subtle 2" w:semiHidden="1" w:unhideWhenUsed="1"/>
     <w:lsdException w:name="Table Web 1" w:semiHidden="1" w:unhideWhenUsed="1"/>
-    <w:lsdException w:name="Table Web 2" w:semiHidden="1" w:unhideWhenUsed="1"/>
-    <w:lsdException w:name="Table Web 3" w:semiHidden="1" w:unhideWhenUsed="1"/>
     <w:lsdException w:name="Balloon Text" w:semiHidden="1" w:unhideWhenUsed="1"/>
     <w:lsdException w:name="Table Grid" w:uiPriority="39"/>
     <w:lsdException w:name="Table Theme" w:semiHidden="1" w:unhideWhenUsed="1"/>
@@ -3010,6 +5902,11 @@
     <w:lsdException w:name="List Table 5 Dark Accent 6" w:uiPriority="50"/>
     <w:lsdException w:name="List Table 6 Colorful Accent 6" w:uiPriority="51"/>
     <w:lsdException w:name="List Table 7 Colorful Accent 6" w:uiPriority="52"/>
+    <w:lsdException w:name="Mention" w:semiHidden="1" w:unhideWhenUsed="1"/>
+    <w:lsdException w:name="Smart Hyperlink" w:semiHidden="1" w:unhideWhenUsed="1"/>
+    <w:lsdException w:name="Hashtag" w:semiHidden="1" w:unhideWhenUsed="1"/>
+    <w:lsdException w:name="Unresolved Mention" w:semiHidden="1" w:unhideWhenUsed="1"/>
+    <w:lsdException w:name="Smart Link" w:semiHidden="1" w:unhideWhenUsed="1"/>
   </w:latentStyles>
   <w:style w:type="paragraph" w:default="1" w:styleId="a">
     <w:name w:val="Normal"/>
